--- a/resumen-videos/resultados/TC_13_Adquisicion_trifasico_contraste_quick_exam_escanograma/TC_13_Adquisicion_trifasico_contraste_quick_exam_escanograma.docx
+++ b/resumen-videos/resultados/TC_13_Adquisicion_trifasico_contraste_quick_exam_escanograma/TC_13_Adquisicion_trifasico_contraste_quick_exam_escanograma.docx
@@ -4,7 +4,7 @@
   <w:body>
     <w:p>
       <w:pPr>
-        <w:spacing w:before="1191" w:after="0" w:line="240" w:lineRule="auto"/>
+        <w:spacing w:before="2189" w:after="0" w:line="240" w:lineRule="auto"/>
         <w:ind w:left="850" w:right="850"/>
       </w:pPr>
       <w:r>
@@ -213,7 +213,7 @@
           <w:bottom w:val="single" w:sz="4" w:space="2" w:color="BBBBBB"/>
         </w:pBdr>
         <w:tabs>
-          <w:tab w:pos="15704" w:val="right"/>
+          <w:tab w:pos="10772" w:val="right"/>
         </w:tabs>
         <w:spacing w:before="0" w:after="80" w:line="192" w:lineRule="exact"/>
       </w:pPr>
@@ -265,8 +265,8 @@
         <w:tblLook w:firstColumn="1" w:firstRow="1" w:lastColumn="0" w:lastRow="0" w:noHBand="0" w:noVBand="1" w:val="04A0"/>
       </w:tblPr>
       <w:tblGrid>
-        <w:gridCol w:w="7852"/>
-        <w:gridCol w:w="7852"/>
+        <w:gridCol w:w="5386"/>
+        <w:gridCol w:w="5386"/>
       </w:tblGrid>
       <w:tr>
         <w:trPr>
@@ -274,7 +274,7 @@
         </w:trPr>
         <w:tc>
           <w:tcPr>
-            <w:tcW w:type="dxa" w:w="13890"/>
+            <w:tcW w:type="dxa" w:w="8957"/>
           </w:tcPr>
           <w:p>
             <w:pPr>
@@ -304,7 +304,7 @@
         </w:trPr>
         <w:tc>
           <w:tcPr>
-            <w:tcW w:type="dxa" w:w="13890"/>
+            <w:tcW w:type="dxa" w:w="8957"/>
           </w:tcPr>
           <w:p>
             <w:pPr>
@@ -352,7 +352,7 @@
         </w:trPr>
         <w:tc>
           <w:tcPr>
-            <w:tcW w:type="dxa" w:w="13890"/>
+            <w:tcW w:type="dxa" w:w="8957"/>
           </w:tcPr>
           <w:p>
             <w:pPr>
@@ -365,7 +365,7 @@
                 <w:color w:val="222222"/>
                 <w:sz w:val="20"/>
               </w:rPr>
-              <w:t>2. Verificar preparación del escaneo</w:t>
+              <w:t>2. Verificar preparacion del escaneo</w:t>
             </w:r>
           </w:p>
         </w:tc>
@@ -389,7 +389,7 @@
                 <w:sz w:val="20"/>
               </w:rPr>
               <w:tab/>
-              <w:t>00:25 · pág. 3</w:t>
+              <w:t>00:25 · pág. 4</w:t>
             </w:r>
           </w:p>
         </w:tc>
@@ -400,7 +400,7 @@
         </w:trPr>
         <w:tc>
           <w:tcPr>
-            <w:tcW w:type="dxa" w:w="13890"/>
+            <w:tcW w:type="dxa" w:w="8957"/>
           </w:tcPr>
           <w:p>
             <w:pPr>
@@ -437,7 +437,7 @@
                 <w:sz w:val="20"/>
               </w:rPr>
               <w:tab/>
-              <w:t>00:33 · pág. 3</w:t>
+              <w:t>00:33 · pág. 5</w:t>
             </w:r>
           </w:p>
         </w:tc>
@@ -448,7 +448,7 @@
         </w:trPr>
         <w:tc>
           <w:tcPr>
-            <w:tcW w:type="dxa" w:w="13890"/>
+            <w:tcW w:type="dxa" w:w="8957"/>
           </w:tcPr>
           <w:p>
             <w:pPr>
@@ -478,7 +478,7 @@
         </w:trPr>
         <w:tc>
           <w:tcPr>
-            <w:tcW w:type="dxa" w:w="13890"/>
+            <w:tcW w:type="dxa" w:w="8957"/>
           </w:tcPr>
           <w:p>
             <w:pPr>
@@ -491,7 +491,7 @@
                 <w:color w:val="222222"/>
                 <w:sz w:val="20"/>
               </w:rPr>
-              <w:t>4. Ajustar campo de visión global</w:t>
+              <w:t>4. Ajustar campo de vision global</w:t>
             </w:r>
           </w:p>
         </w:tc>
@@ -515,7 +515,7 @@
                 <w:sz w:val="20"/>
               </w:rPr>
               <w:tab/>
-              <w:t>01:08 · pág. 3</w:t>
+              <w:t>01:08 · pág. 6</w:t>
             </w:r>
           </w:p>
         </w:tc>
@@ -526,7 +526,7 @@
         </w:trPr>
         <w:tc>
           <w:tcPr>
-            <w:tcW w:type="dxa" w:w="13890"/>
+            <w:tcW w:type="dxa" w:w="8957"/>
           </w:tcPr>
           <w:p>
             <w:pPr>
@@ -563,7 +563,7 @@
                 <w:sz w:val="20"/>
               </w:rPr>
               <w:tab/>
-              <w:t>01:29 · pág. 4</w:t>
+              <w:t>01:29 · pág. 7</w:t>
             </w:r>
           </w:p>
         </w:tc>
@@ -574,7 +574,7 @@
         </w:trPr>
         <w:tc>
           <w:tcPr>
-            <w:tcW w:type="dxa" w:w="13890"/>
+            <w:tcW w:type="dxa" w:w="8957"/>
           </w:tcPr>
           <w:p>
             <w:pPr>
@@ -587,7 +587,7 @@
                 <w:color w:val="222222"/>
                 <w:sz w:val="20"/>
               </w:rPr>
-              <w:t>6. Verificar parámetros de reconstrucción</w:t>
+              <w:t>6. Verificar parametros de reconstruccion</w:t>
             </w:r>
           </w:p>
         </w:tc>
@@ -611,7 +611,7 @@
                 <w:sz w:val="20"/>
               </w:rPr>
               <w:tab/>
-              <w:t>01:54 · pág. 4</w:t>
+              <w:t>01:54 · pág. 8</w:t>
             </w:r>
           </w:p>
         </w:tc>
@@ -622,7 +622,7 @@
         </w:trPr>
         <w:tc>
           <w:tcPr>
-            <w:tcW w:type="dxa" w:w="13890"/>
+            <w:tcW w:type="dxa" w:w="8957"/>
           </w:tcPr>
           <w:p>
             <w:pPr>
@@ -659,7 +659,7 @@
                 <w:sz w:val="20"/>
               </w:rPr>
               <w:tab/>
-              <w:t>02:32 · pág. 4</w:t>
+              <w:t>02:32 · pág. 9</w:t>
             </w:r>
           </w:p>
         </w:tc>
@@ -670,7 +670,7 @@
         </w:trPr>
         <w:tc>
           <w:tcPr>
-            <w:tcW w:type="dxa" w:w="13890"/>
+            <w:tcW w:type="dxa" w:w="8957"/>
           </w:tcPr>
           <w:p>
             <w:pPr>
@@ -707,7 +707,7 @@
                 <w:sz w:val="20"/>
               </w:rPr>
               <w:tab/>
-              <w:t>02:40 · pág. 4</w:t>
+              <w:t>02:40 · pág. 10</w:t>
             </w:r>
           </w:p>
         </w:tc>
@@ -718,7 +718,7 @@
         </w:trPr>
         <w:tc>
           <w:tcPr>
-            <w:tcW w:type="dxa" w:w="13890"/>
+            <w:tcW w:type="dxa" w:w="8957"/>
           </w:tcPr>
           <w:p>
             <w:pPr>
@@ -731,7 +731,7 @@
                 <w:color w:val="222222"/>
                 <w:sz w:val="20"/>
               </w:rPr>
-              <w:t>9. Confirmar planificación de la fase</w:t>
+              <w:t>9. Confirmar planificacion de la fase</w:t>
             </w:r>
           </w:p>
         </w:tc>
@@ -755,7 +755,7 @@
                 <w:sz w:val="20"/>
               </w:rPr>
               <w:tab/>
-              <w:t>03:03 · pág. 5</w:t>
+              <w:t>03:03 · pág. 11</w:t>
             </w:r>
           </w:p>
         </w:tc>
@@ -766,7 +766,7 @@
         </w:trPr>
         <w:tc>
           <w:tcPr>
-            <w:tcW w:type="dxa" w:w="13890"/>
+            <w:tcW w:type="dxa" w:w="8957"/>
           </w:tcPr>
           <w:p>
             <w:pPr>
@@ -796,7 +796,7 @@
         </w:trPr>
         <w:tc>
           <w:tcPr>
-            <w:tcW w:type="dxa" w:w="13890"/>
+            <w:tcW w:type="dxa" w:w="8957"/>
           </w:tcPr>
           <w:p>
             <w:pPr>
@@ -809,7 +809,7 @@
                 <w:color w:val="222222"/>
                 <w:sz w:val="20"/>
               </w:rPr>
-              <w:t>10. Advertencia de límite de rango</w:t>
+              <w:t>10. Advertencia de limite de rango</w:t>
             </w:r>
           </w:p>
         </w:tc>
@@ -833,7 +833,7 @@
                 <w:sz w:val="20"/>
               </w:rPr>
               <w:tab/>
-              <w:t>03:19 · pág. 5</w:t>
+              <w:t>03:19 · pág. 12</w:t>
             </w:r>
           </w:p>
         </w:tc>
@@ -844,7 +844,7 @@
         </w:trPr>
         <w:tc>
           <w:tcPr>
-            <w:tcW w:type="dxa" w:w="13890"/>
+            <w:tcW w:type="dxa" w:w="8957"/>
           </w:tcPr>
           <w:p>
             <w:pPr>
@@ -874,7 +874,7 @@
         </w:trPr>
         <w:tc>
           <w:tcPr>
-            <w:tcW w:type="dxa" w:w="13890"/>
+            <w:tcW w:type="dxa" w:w="8957"/>
           </w:tcPr>
           <w:p>
             <w:pPr>
@@ -911,7 +911,7 @@
                 <w:sz w:val="20"/>
               </w:rPr>
               <w:tab/>
-              <w:t>03:40 · pág. 5</w:t>
+              <w:t>03:40 · pág. 13</w:t>
             </w:r>
           </w:p>
         </w:tc>
@@ -922,7 +922,7 @@
         </w:trPr>
         <w:tc>
           <w:tcPr>
-            <w:tcW w:type="dxa" w:w="13890"/>
+            <w:tcW w:type="dxa" w:w="8957"/>
           </w:tcPr>
           <w:p>
             <w:pPr>
@@ -952,7 +952,7 @@
         </w:trPr>
         <w:tc>
           <w:tcPr>
-            <w:tcW w:type="dxa" w:w="13890"/>
+            <w:tcW w:type="dxa" w:w="8957"/>
           </w:tcPr>
           <w:p>
             <w:pPr>
@@ -989,7 +989,7 @@
                 <w:sz w:val="20"/>
               </w:rPr>
               <w:tab/>
-              <w:t>04:02 · pág. 5</w:t>
+              <w:t>04:02 · pág. 14</w:t>
             </w:r>
           </w:p>
         </w:tc>
@@ -1000,7 +1000,7 @@
         </w:trPr>
         <w:tc>
           <w:tcPr>
-            <w:tcW w:type="dxa" w:w="13890"/>
+            <w:tcW w:type="dxa" w:w="8957"/>
           </w:tcPr>
           <w:p>
             <w:pPr>
@@ -1037,7 +1037,7 @@
                 <w:sz w:val="20"/>
               </w:rPr>
               <w:tab/>
-              <w:t>04:26 · pág. 6</w:t>
+              <w:t>04:26 · pág. 15</w:t>
             </w:r>
           </w:p>
         </w:tc>
@@ -1048,7 +1048,7 @@
         </w:trPr>
         <w:tc>
           <w:tcPr>
-            <w:tcW w:type="dxa" w:w="13890"/>
+            <w:tcW w:type="dxa" w:w="8957"/>
           </w:tcPr>
           <w:p>
             <w:pPr>
@@ -1085,7 +1085,7 @@
                 <w:sz w:val="20"/>
               </w:rPr>
               <w:tab/>
-              <w:t>04:35 · pág. 6</w:t>
+              <w:t>04:35 · pág. 16</w:t>
             </w:r>
           </w:p>
         </w:tc>
@@ -1096,7 +1096,7 @@
         </w:trPr>
         <w:tc>
           <w:tcPr>
-            <w:tcW w:type="dxa" w:w="13890"/>
+            <w:tcW w:type="dxa" w:w="8957"/>
           </w:tcPr>
           <w:p>
             <w:pPr>
@@ -1126,7 +1126,7 @@
         </w:trPr>
         <w:tc>
           <w:tcPr>
-            <w:tcW w:type="dxa" w:w="13890"/>
+            <w:tcW w:type="dxa" w:w="8957"/>
           </w:tcPr>
           <w:p>
             <w:pPr>
@@ -1163,7 +1163,7 @@
                 <w:sz w:val="20"/>
               </w:rPr>
               <w:tab/>
-              <w:t>05:49 · pág. 6</w:t>
+              <w:t>05:49 · pág. 17</w:t>
             </w:r>
           </w:p>
         </w:tc>
@@ -1174,7 +1174,7 @@
         </w:trPr>
         <w:tc>
           <w:tcPr>
-            <w:tcW w:type="dxa" w:w="13890"/>
+            <w:tcW w:type="dxa" w:w="8957"/>
           </w:tcPr>
           <w:p>
             <w:pPr>
@@ -1187,7 +1187,7 @@
                 <w:color w:val="222222"/>
                 <w:sz w:val="20"/>
               </w:rPr>
-              <w:t>16. Reutilizar escanograma para otro estudio</w:t>
+              <w:t>16. Reutilice el escanograma para otro estudio</w:t>
             </w:r>
           </w:p>
         </w:tc>
@@ -1211,7 +1211,7 @@
                 <w:sz w:val="20"/>
               </w:rPr>
               <w:tab/>
-              <w:t>06:04 · pág. 6</w:t>
+              <w:t>06:04 · pág. 18</w:t>
             </w:r>
           </w:p>
         </w:tc>
@@ -1219,7 +1219,19 @@
     </w:tbl>
     <w:p>
       <w:pPr>
-        <w:pageBreakBefore/>
+        <w:sectPr>
+          <w:footerReference w:type="default" r:id="rId9"/>
+          <w:pgSz w:w="11906" w:h="16838"/>
+          <w:pgMar w:top="567" w:right="567" w:bottom="567" w:left="567" w:header="283" w:footer="283" w:gutter="0"/>
+          <w:cols w:space="720"/>
+          <w:titlePg/>
+          <w:docGrid w:linePitch="360"/>
+        </w:sectPr>
+      </w:pPr>
+    </w:p>
+    <w:p>
+      <w:pPr>
+        <w:pageBreakBefore w:val="0"/>
         <w:pBdr>
           <w:bottom w:val="single" w:sz="4" w:space="2" w:color="BBBBBB"/>
         </w:pBdr>
@@ -1245,7 +1257,7 @@
           <w:sz w:val="16"/>
         </w:rPr>
         <w:tab/>
-        <w:t>Pasos 1–4 de 16</w:t>
+        <w:t>Paso 1 de 16</w:t>
       </w:r>
     </w:p>
     <w:tbl>
@@ -1262,16 +1274,15 @@
         <w:tblLook w:firstColumn="1" w:firstRow="1" w:lastColumn="0" w:lastRow="0" w:noHBand="0" w:noVBand="1" w:val="04A0"/>
       </w:tblPr>
       <w:tblGrid>
-        <w:gridCol w:w="7852"/>
-        <w:gridCol w:w="7852"/>
+        <w:gridCol w:w="15704"/>
       </w:tblGrid>
       <w:tr>
         <w:trPr>
-          <w:trHeight w:val="4961" w:hRule="exact"/>
+          <w:trHeight w:val="10148" w:hRule="exact"/>
         </w:trPr>
         <w:tc>
           <w:tcPr>
-            <w:tcW w:type="dxa" w:w="7710"/>
+            <w:tcW w:type="dxa" w:w="15704"/>
             <w:vAlign w:val="top"/>
           </w:tcPr>
           <w:p>
@@ -1288,7 +1299,7 @@
               </w:rPr>
               <w:drawing>
                 <wp:inline xmlns:a="http://schemas.openxmlformats.org/drawingml/2006/main" xmlns:pic="http://schemas.openxmlformats.org/drawingml/2006/picture">
-                  <wp:extent cx="4141084" cy="2329360"/>
+                  <wp:extent cx="9279111" cy="5219500"/>
                   <wp:docPr id="1" name="Picture 1"/>
                   <wp:cNvGraphicFramePr>
                     <a:graphicFrameLocks noChangeAspect="1"/>
@@ -1309,7 +1320,7 @@
                         <pic:spPr>
                           <a:xfrm>
                             <a:off x="0" y="0"/>
-                            <a:ext cx="4141084" cy="2329360"/>
+                            <a:ext cx="9279111" cy="5219500"/>
                           </a:xfrm>
                           <a:prstGeom prst="rect"/>
                         </pic:spPr>
@@ -1322,331 +1333,44 @@
           </w:p>
           <w:p>
             <w:pPr>
-              <w:spacing w:before="0" w:after="20" w:line="180" w:lineRule="exact"/>
+              <w:spacing w:before="0" w:after="20" w:line="216" w:lineRule="exact"/>
             </w:pPr>
             <w:r>
               <w:rPr>
                 <w:b w:val="0"/>
                 <w:i w:val="0"/>
                 <w:color w:val="666666"/>
-                <w:sz w:val="15"/>
+                <w:sz w:val="18"/>
               </w:rPr>
               <w:t>PASO 1 · ADQUISICIÓN DEL ESCANOGRAMA · 00:02</w:t>
             </w:r>
           </w:p>
           <w:p>
             <w:pPr>
-              <w:spacing w:before="0" w:after="20" w:line="252" w:lineRule="exact"/>
+              <w:spacing w:before="0" w:after="20" w:line="360" w:lineRule="exact"/>
             </w:pPr>
             <w:r>
               <w:rPr>
                 <w:b/>
                 <w:i w:val="0"/>
                 <w:color w:val="111111"/>
-                <w:sz w:val="21"/>
+                <w:sz w:val="30"/>
               </w:rPr>
               <w:t>Iniciar posicionamiento de camilla</w:t>
             </w:r>
           </w:p>
           <w:p>
             <w:pPr>
-              <w:spacing w:before="0" w:after="0" w:line="204" w:lineRule="exact"/>
+              <w:spacing w:before="0" w:after="0" w:line="276" w:lineRule="exact"/>
             </w:pPr>
             <w:r>
               <w:rPr>
                 <w:b w:val="0"/>
                 <w:i w:val="0"/>
                 <w:color w:val="222222"/>
-                <w:sz w:val="17"/>
+                <w:sz w:val="23"/>
               </w:rPr>
-              <w:t>El operador confirma el inicio del movimiento de la camilla a la posición de inicio a 274.0 mm, haciendo clic sobre el botón de inicio (flecha hacia adelante parpadeante) en la ventana flotante.</w:t>
-            </w:r>
-          </w:p>
-        </w:tc>
-        <w:tc>
-          <w:tcPr>
-            <w:tcW w:type="dxa" w:w="7710"/>
-            <w:vAlign w:val="top"/>
-          </w:tcPr>
-          <w:p>
-            <w:pPr>
-              <w:spacing w:before="0" w:after="40" w:line="240" w:lineRule="auto"/>
-              <w:jc w:val="left"/>
-              <w:rPr>
-                <w:sz w:val="4"/>
-              </w:rPr>
-            </w:pPr>
-            <w:r>
-              <w:rPr>
-                <w:sz w:val="4"/>
-              </w:rPr>
-              <w:drawing>
-                <wp:inline xmlns:a="http://schemas.openxmlformats.org/drawingml/2006/main" xmlns:pic="http://schemas.openxmlformats.org/drawingml/2006/picture">
-                  <wp:extent cx="4141084" cy="2329360"/>
-                  <wp:docPr id="2" name="Picture 2"/>
-                  <wp:cNvGraphicFramePr>
-                    <a:graphicFrameLocks noChangeAspect="1"/>
-                  </wp:cNvGraphicFramePr>
-                  <a:graphic>
-                    <a:graphicData uri="http://schemas.openxmlformats.org/drawingml/2006/picture">
-                      <pic:pic>
-                        <pic:nvPicPr>
-                          <pic:cNvPr id="0" name="image.jpg"/>
-                          <pic:cNvPicPr/>
-                        </pic:nvPicPr>
-                        <pic:blipFill>
-                          <a:blip r:embed="rId11"/>
-                          <a:stretch>
-                            <a:fillRect/>
-                          </a:stretch>
-                        </pic:blipFill>
-                        <pic:spPr>
-                          <a:xfrm>
-                            <a:off x="0" y="0"/>
-                            <a:ext cx="4141084" cy="2329360"/>
-                          </a:xfrm>
-                          <a:prstGeom prst="rect"/>
-                        </pic:spPr>
-                      </pic:pic>
-                    </a:graphicData>
-                  </a:graphic>
-                </wp:inline>
-              </w:drawing>
-            </w:r>
-          </w:p>
-          <w:p>
-            <w:pPr>
-              <w:spacing w:before="0" w:after="20" w:line="180" w:lineRule="exact"/>
-            </w:pPr>
-            <w:r>
-              <w:rPr>
-                <w:b w:val="0"/>
-                <w:i w:val="0"/>
-                <w:color w:val="666666"/>
-                <w:sz w:val="15"/>
-              </w:rPr>
-              <w:t>PASO 2 · ADQUISICIÓN DEL ESCANOGRAMA · 00:25</w:t>
-            </w:r>
-          </w:p>
-          <w:p>
-            <w:pPr>
-              <w:spacing w:before="0" w:after="20" w:line="252" w:lineRule="exact"/>
-            </w:pPr>
-            <w:r>
-              <w:rPr>
-                <w:b/>
-                <w:i w:val="0"/>
-                <w:color w:val="111111"/>
-                <w:sz w:val="21"/>
-              </w:rPr>
-              <w:t>Verificar preparación del escaneo</w:t>
-            </w:r>
-          </w:p>
-          <w:p>
-            <w:pPr>
-              <w:spacing w:before="0" w:after="0" w:line="204" w:lineRule="exact"/>
-            </w:pPr>
-            <w:r>
-              <w:rPr>
-                <w:b w:val="0"/>
-                <w:i w:val="0"/>
-                <w:color w:val="222222"/>
-                <w:sz w:val="17"/>
-              </w:rPr>
-              <w:t>Una vez que la luz del botón de escaneo se queda fija en la consola, se presiona para iniciar la radiación. En la pantalla se observa que la ventana de advertencia de posicionamiento se ha cerrado.</w:t>
-            </w:r>
-          </w:p>
-        </w:tc>
-      </w:tr>
-      <w:tr>
-        <w:trPr>
-          <w:trHeight w:val="4961" w:hRule="exact"/>
-        </w:trPr>
-        <w:tc>
-          <w:tcPr>
-            <w:tcW w:type="dxa" w:w="7710"/>
-            <w:vAlign w:val="top"/>
-          </w:tcPr>
-          <w:p>
-            <w:pPr>
-              <w:spacing w:before="0" w:after="40" w:line="240" w:lineRule="auto"/>
-              <w:jc w:val="left"/>
-              <w:rPr>
-                <w:sz w:val="4"/>
-              </w:rPr>
-            </w:pPr>
-            <w:r>
-              <w:rPr>
-                <w:sz w:val="4"/>
-              </w:rPr>
-              <w:drawing>
-                <wp:inline xmlns:a="http://schemas.openxmlformats.org/drawingml/2006/main" xmlns:pic="http://schemas.openxmlformats.org/drawingml/2006/picture">
-                  <wp:extent cx="4141084" cy="2329360"/>
-                  <wp:docPr id="3" name="Picture 3"/>
-                  <wp:cNvGraphicFramePr>
-                    <a:graphicFrameLocks noChangeAspect="1"/>
-                  </wp:cNvGraphicFramePr>
-                  <a:graphic>
-                    <a:graphicData uri="http://schemas.openxmlformats.org/drawingml/2006/picture">
-                      <pic:pic>
-                        <pic:nvPicPr>
-                          <pic:cNvPr id="0" name="03_00-33_anotada.jpg"/>
-                          <pic:cNvPicPr/>
-                        </pic:nvPicPr>
-                        <pic:blipFill>
-                          <a:blip r:embed="rId12"/>
-                          <a:stretch>
-                            <a:fillRect/>
-                          </a:stretch>
-                        </pic:blipFill>
-                        <pic:spPr>
-                          <a:xfrm>
-                            <a:off x="0" y="0"/>
-                            <a:ext cx="4141084" cy="2329360"/>
-                          </a:xfrm>
-                          <a:prstGeom prst="rect"/>
-                        </pic:spPr>
-                      </pic:pic>
-                    </a:graphicData>
-                  </a:graphic>
-                </wp:inline>
-              </w:drawing>
-            </w:r>
-          </w:p>
-          <w:p>
-            <w:pPr>
-              <w:spacing w:before="0" w:after="20" w:line="180" w:lineRule="exact"/>
-            </w:pPr>
-            <w:r>
-              <w:rPr>
-                <w:b w:val="0"/>
-                <w:i w:val="0"/>
-                <w:color w:val="666666"/>
-                <w:sz w:val="15"/>
-              </w:rPr>
-              <w:t>PASO 3 · ADQUISICIÓN DEL ESCANOGRAMA · 00:33</w:t>
-            </w:r>
-          </w:p>
-          <w:p>
-            <w:pPr>
-              <w:spacing w:before="0" w:after="20" w:line="252" w:lineRule="exact"/>
-            </w:pPr>
-            <w:r>
-              <w:rPr>
-                <w:b/>
-                <w:i w:val="0"/>
-                <w:color w:val="111111"/>
-                <w:sz w:val="21"/>
-              </w:rPr>
-              <w:t>Omitir el resto del escanograma</w:t>
-            </w:r>
-          </w:p>
-          <w:p>
-            <w:pPr>
-              <w:spacing w:before="0" w:after="0" w:line="204" w:lineRule="exact"/>
-            </w:pPr>
-            <w:r>
-              <w:rPr>
-                <w:b w:val="0"/>
-                <w:i w:val="0"/>
-                <w:color w:val="222222"/>
-                <w:sz w:val="17"/>
-              </w:rPr>
-              <w:t>Se selecciona 'Scano Skip' en pantalla cuando el área de interés ya ha sido escaneada y el tubo se encuentra en el aire.</w:t>
-            </w:r>
-          </w:p>
-        </w:tc>
-        <w:tc>
-          <w:tcPr>
-            <w:tcW w:type="dxa" w:w="7710"/>
-            <w:vAlign w:val="top"/>
-          </w:tcPr>
-          <w:p>
-            <w:pPr>
-              <w:spacing w:before="0" w:after="40" w:line="240" w:lineRule="auto"/>
-              <w:jc w:val="left"/>
-              <w:rPr>
-                <w:sz w:val="4"/>
-              </w:rPr>
-            </w:pPr>
-            <w:r>
-              <w:rPr>
-                <w:sz w:val="4"/>
-              </w:rPr>
-              <w:drawing>
-                <wp:inline xmlns:a="http://schemas.openxmlformats.org/drawingml/2006/main" xmlns:pic="http://schemas.openxmlformats.org/drawingml/2006/picture">
-                  <wp:extent cx="4141084" cy="2329360"/>
-                  <wp:docPr id="4" name="Picture 4"/>
-                  <wp:cNvGraphicFramePr>
-                    <a:graphicFrameLocks noChangeAspect="1"/>
-                  </wp:cNvGraphicFramePr>
-                  <a:graphic>
-                    <a:graphicData uri="http://schemas.openxmlformats.org/drawingml/2006/picture">
-                      <pic:pic>
-                        <pic:nvPicPr>
-                          <pic:cNvPr id="0" name="04_01-08_anotada.jpg"/>
-                          <pic:cNvPicPr/>
-                        </pic:nvPicPr>
-                        <pic:blipFill>
-                          <a:blip r:embed="rId13"/>
-                          <a:stretch>
-                            <a:fillRect/>
-                          </a:stretch>
-                        </pic:blipFill>
-                        <pic:spPr>
-                          <a:xfrm>
-                            <a:off x="0" y="0"/>
-                            <a:ext cx="4141084" cy="2329360"/>
-                          </a:xfrm>
-                          <a:prstGeom prst="rect"/>
-                        </pic:spPr>
-                      </pic:pic>
-                    </a:graphicData>
-                  </a:graphic>
-                </wp:inline>
-              </w:drawing>
-            </w:r>
-          </w:p>
-          <w:p>
-            <w:pPr>
-              <w:spacing w:before="0" w:after="20" w:line="180" w:lineRule="exact"/>
-            </w:pPr>
-            <w:r>
-              <w:rPr>
-                <w:b w:val="0"/>
-                <w:i w:val="0"/>
-                <w:color w:val="666666"/>
-                <w:sz w:val="15"/>
-              </w:rPr>
-              <w:t>PASO 4 · PLANIFICACIÓN DEL ESTUDIO · 01:08</w:t>
-            </w:r>
-          </w:p>
-          <w:p>
-            <w:pPr>
-              <w:spacing w:before="0" w:after="20" w:line="252" w:lineRule="exact"/>
-            </w:pPr>
-            <w:r>
-              <w:rPr>
-                <w:b/>
-                <w:i w:val="0"/>
-                <w:color w:val="111111"/>
-                <w:sz w:val="21"/>
-              </w:rPr>
-              <w:t>Ajustar campo de visión global</w:t>
-            </w:r>
-          </w:p>
-          <w:p>
-            <w:pPr>
-              <w:spacing w:before="0" w:after="0" w:line="204" w:lineRule="exact"/>
-            </w:pPr>
-            <w:r>
-              <w:rPr>
-                <w:b w:val="0"/>
-                <w:i w:val="0"/>
-                <w:color w:val="222222"/>
-                <w:sz w:val="17"/>
-              </w:rPr>
-              <w:t>Se seleccionan todas las cajas de escaneo de forma simultánea en el menú 'Change Scans' marcando 'All' para aplicar un mismo FOV uniforme.</w:t>
+              <w:t>El operador confirma el inicio del movimiento de la camilla a la posicion de inicio a 274.0 mm, haciendo clic sobre el boton de inicio (flecha hacia adelante parpadeante) en la ventana flotante.</w:t>
             </w:r>
           </w:p>
         </w:tc>
@@ -1654,7 +1378,17 @@
     </w:tbl>
     <w:p>
       <w:pPr>
-        <w:pageBreakBefore/>
+        <w:sectPr>
+          <w:pgSz w:w="16838" w:h="11906" w:orient="landscape"/>
+          <w:pgMar w:top="567" w:right="567" w:bottom="567" w:left="567" w:header="283" w:footer="283" w:gutter="0"/>
+          <w:cols w:space="720"/>
+          <w:docGrid w:linePitch="360"/>
+        </w:sectPr>
+      </w:pPr>
+    </w:p>
+    <w:p>
+      <w:pPr>
+        <w:pageBreakBefore w:val="0"/>
         <w:pBdr>
           <w:bottom w:val="single" w:sz="4" w:space="2" w:color="BBBBBB"/>
         </w:pBdr>
@@ -1680,7 +1414,7 @@
           <w:sz w:val="16"/>
         </w:rPr>
         <w:tab/>
-        <w:t>Pasos 5–8 de 16</w:t>
+        <w:t>Paso 2 de 16</w:t>
       </w:r>
     </w:p>
     <w:tbl>
@@ -1697,16 +1431,15 @@
         <w:tblLook w:firstColumn="1" w:firstRow="1" w:lastColumn="0" w:lastRow="0" w:noHBand="0" w:noVBand="1" w:val="04A0"/>
       </w:tblPr>
       <w:tblGrid>
-        <w:gridCol w:w="7852"/>
-        <w:gridCol w:w="7852"/>
+        <w:gridCol w:w="15704"/>
       </w:tblGrid>
       <w:tr>
         <w:trPr>
-          <w:trHeight w:val="4961" w:hRule="exact"/>
+          <w:trHeight w:val="10148" w:hRule="exact"/>
         </w:trPr>
         <w:tc>
           <w:tcPr>
-            <w:tcW w:type="dxa" w:w="7710"/>
+            <w:tcW w:type="dxa" w:w="15704"/>
             <w:vAlign w:val="top"/>
           </w:tcPr>
           <w:p>
@@ -1723,8 +1456,8 @@
               </w:rPr>
               <w:drawing>
                 <wp:inline xmlns:a="http://schemas.openxmlformats.org/drawingml/2006/main" xmlns:pic="http://schemas.openxmlformats.org/drawingml/2006/picture">
-                  <wp:extent cx="4141084" cy="2329360"/>
-                  <wp:docPr id="5" name="Picture 5"/>
+                  <wp:extent cx="9279111" cy="5219500"/>
+                  <wp:docPr id="2" name="Picture 2"/>
                   <wp:cNvGraphicFramePr>
                     <a:graphicFrameLocks noChangeAspect="1"/>
                   </wp:cNvGraphicFramePr>
@@ -1732,11 +1465,11 @@
                     <a:graphicData uri="http://schemas.openxmlformats.org/drawingml/2006/picture">
                       <pic:pic>
                         <pic:nvPicPr>
-                          <pic:cNvPr id="0" name="05_01-29_anotada.jpg"/>
+                          <pic:cNvPr id="0" name="image.jpg"/>
                           <pic:cNvPicPr/>
                         </pic:nvPicPr>
                         <pic:blipFill>
-                          <a:blip r:embed="rId14"/>
+                          <a:blip r:embed="rId11"/>
                           <a:stretch>
                             <a:fillRect/>
                           </a:stretch>
@@ -1744,7 +1477,7 @@
                         <pic:spPr>
                           <a:xfrm>
                             <a:off x="0" y="0"/>
-                            <a:ext cx="4141084" cy="2329360"/>
+                            <a:ext cx="9279111" cy="5219500"/>
                           </a:xfrm>
                           <a:prstGeom prst="rect"/>
                         </pic:spPr>
@@ -1757,331 +1490,44 @@
           </w:p>
           <w:p>
             <w:pPr>
-              <w:spacing w:before="0" w:after="20" w:line="180" w:lineRule="exact"/>
+              <w:spacing w:before="0" w:after="20" w:line="216" w:lineRule="exact"/>
             </w:pPr>
             <w:r>
               <w:rPr>
                 <w:b w:val="0"/>
                 <w:i w:val="0"/>
                 <w:color w:val="666666"/>
-                <w:sz w:val="15"/>
+                <w:sz w:val="18"/>
               </w:rPr>
-              <w:t>PASO 5 · PLANIFICACIÓN DEL ESTUDIO · 01:29</w:t>
+              <w:t>PASO 2 · ADQUISICIÓN DEL ESCANOGRAMA · 00:25</w:t>
             </w:r>
           </w:p>
           <w:p>
             <w:pPr>
-              <w:spacing w:before="0" w:after="20" w:line="252" w:lineRule="exact"/>
+              <w:spacing w:before="0" w:after="20" w:line="360" w:lineRule="exact"/>
             </w:pPr>
             <w:r>
               <w:rPr>
                 <w:b/>
                 <w:i w:val="0"/>
                 <w:color w:val="111111"/>
-                <w:sz w:val="21"/>
+                <w:sz w:val="30"/>
               </w:rPr>
-              <w:t>Definir rango individual por fase</w:t>
+              <w:t>Verificar preparacion del escaneo</w:t>
             </w:r>
           </w:p>
           <w:p>
             <w:pPr>
-              <w:spacing w:before="0" w:after="0" w:line="204" w:lineRule="exact"/>
+              <w:spacing w:before="0" w:after="0" w:line="276" w:lineRule="exact"/>
             </w:pPr>
             <w:r>
               <w:rPr>
                 <w:b w:val="0"/>
                 <w:i w:val="0"/>
                 <w:color w:val="222222"/>
-                <w:sz w:val="17"/>
+                <w:sz w:val="23"/>
               </w:rPr>
-              <w:t>Se selecciona 'Individual' en el menú 'Change Scans' para ajustar de manera independiente el rango de escaneo arrastrando los marcadores en el escanograma.</w:t>
-            </w:r>
-          </w:p>
-        </w:tc>
-        <w:tc>
-          <w:tcPr>
-            <w:tcW w:type="dxa" w:w="7710"/>
-            <w:vAlign w:val="top"/>
-          </w:tcPr>
-          <w:p>
-            <w:pPr>
-              <w:spacing w:before="0" w:after="40" w:line="240" w:lineRule="auto"/>
-              <w:jc w:val="left"/>
-              <w:rPr>
-                <w:sz w:val="4"/>
-              </w:rPr>
-            </w:pPr>
-            <w:r>
-              <w:rPr>
-                <w:sz w:val="4"/>
-              </w:rPr>
-              <w:drawing>
-                <wp:inline xmlns:a="http://schemas.openxmlformats.org/drawingml/2006/main" xmlns:pic="http://schemas.openxmlformats.org/drawingml/2006/picture">
-                  <wp:extent cx="4141084" cy="2329360"/>
-                  <wp:docPr id="6" name="Picture 6"/>
-                  <wp:cNvGraphicFramePr>
-                    <a:graphicFrameLocks noChangeAspect="1"/>
-                  </wp:cNvGraphicFramePr>
-                  <a:graphic>
-                    <a:graphicData uri="http://schemas.openxmlformats.org/drawingml/2006/picture">
-                      <pic:pic>
-                        <pic:nvPicPr>
-                          <pic:cNvPr id="0" name="06_01-54_anotada.jpg"/>
-                          <pic:cNvPicPr/>
-                        </pic:nvPicPr>
-                        <pic:blipFill>
-                          <a:blip r:embed="rId15"/>
-                          <a:stretch>
-                            <a:fillRect/>
-                          </a:stretch>
-                        </pic:blipFill>
-                        <pic:spPr>
-                          <a:xfrm>
-                            <a:off x="0" y="0"/>
-                            <a:ext cx="4141084" cy="2329360"/>
-                          </a:xfrm>
-                          <a:prstGeom prst="rect"/>
-                        </pic:spPr>
-                      </pic:pic>
-                    </a:graphicData>
-                  </a:graphic>
-                </wp:inline>
-              </w:drawing>
-            </w:r>
-          </w:p>
-          <w:p>
-            <w:pPr>
-              <w:spacing w:before="0" w:after="20" w:line="180" w:lineRule="exact"/>
-            </w:pPr>
-            <w:r>
-              <w:rPr>
-                <w:b w:val="0"/>
-                <w:i w:val="0"/>
-                <w:color w:val="666666"/>
-                <w:sz w:val="15"/>
-              </w:rPr>
-              <w:t>PASO 6 · PLANIFICACIÓN DEL ESTUDIO · 01:54</w:t>
-            </w:r>
-          </w:p>
-          <w:p>
-            <w:pPr>
-              <w:spacing w:before="0" w:after="20" w:line="252" w:lineRule="exact"/>
-            </w:pPr>
-            <w:r>
-              <w:rPr>
-                <w:b/>
-                <w:i w:val="0"/>
-                <w:color w:val="111111"/>
-                <w:sz w:val="21"/>
-              </w:rPr>
-              <w:t>Verificar parámetros de reconstrucción</w:t>
-            </w:r>
-          </w:p>
-          <w:p>
-            <w:pPr>
-              <w:spacing w:before="0" w:after="0" w:line="204" w:lineRule="exact"/>
-            </w:pPr>
-            <w:r>
-              <w:rPr>
-                <w:b w:val="0"/>
-                <w:i w:val="0"/>
-                <w:color w:val="222222"/>
-                <w:sz w:val="17"/>
-              </w:rPr>
-              <w:t>Se accede a la pestaña de detalles de reconstrucción 'Recon Details' para verificar el grosor de corte, intervalo y áreas que se van a reconstruir.</w:t>
-            </w:r>
-          </w:p>
-        </w:tc>
-      </w:tr>
-      <w:tr>
-        <w:trPr>
-          <w:trHeight w:val="4961" w:hRule="exact"/>
-        </w:trPr>
-        <w:tc>
-          <w:tcPr>
-            <w:tcW w:type="dxa" w:w="7710"/>
-            <w:vAlign w:val="top"/>
-          </w:tcPr>
-          <w:p>
-            <w:pPr>
-              <w:spacing w:before="0" w:after="40" w:line="240" w:lineRule="auto"/>
-              <w:jc w:val="left"/>
-              <w:rPr>
-                <w:sz w:val="4"/>
-              </w:rPr>
-            </w:pPr>
-            <w:r>
-              <w:rPr>
-                <w:sz w:val="4"/>
-              </w:rPr>
-              <w:drawing>
-                <wp:inline xmlns:a="http://schemas.openxmlformats.org/drawingml/2006/main" xmlns:pic="http://schemas.openxmlformats.org/drawingml/2006/picture">
-                  <wp:extent cx="4141084" cy="2329360"/>
-                  <wp:docPr id="7" name="Picture 7"/>
-                  <wp:cNvGraphicFramePr>
-                    <a:graphicFrameLocks noChangeAspect="1"/>
-                  </wp:cNvGraphicFramePr>
-                  <a:graphic>
-                    <a:graphicData uri="http://schemas.openxmlformats.org/drawingml/2006/picture">
-                      <pic:pic>
-                        <pic:nvPicPr>
-                          <pic:cNvPr id="0" name="07_02-32_anotada.jpg"/>
-                          <pic:cNvPicPr/>
-                        </pic:nvPicPr>
-                        <pic:blipFill>
-                          <a:blip r:embed="rId16"/>
-                          <a:stretch>
-                            <a:fillRect/>
-                          </a:stretch>
-                        </pic:blipFill>
-                        <pic:spPr>
-                          <a:xfrm>
-                            <a:off x="0" y="0"/>
-                            <a:ext cx="4141084" cy="2329360"/>
-                          </a:xfrm>
-                          <a:prstGeom prst="rect"/>
-                        </pic:spPr>
-                      </pic:pic>
-                    </a:graphicData>
-                  </a:graphic>
-                </wp:inline>
-              </w:drawing>
-            </w:r>
-          </w:p>
-          <w:p>
-            <w:pPr>
-              <w:spacing w:before="0" w:after="20" w:line="180" w:lineRule="exact"/>
-            </w:pPr>
-            <w:r>
-              <w:rPr>
-                <w:b w:val="0"/>
-                <w:i w:val="0"/>
-                <w:color w:val="666666"/>
-                <w:sz w:val="15"/>
-              </w:rPr>
-              <w:t>PASO 7 · PLANIFICACIÓN DEL ESTUDIO · 02:32</w:t>
-            </w:r>
-          </w:p>
-          <w:p>
-            <w:pPr>
-              <w:spacing w:before="0" w:after="20" w:line="252" w:lineRule="exact"/>
-            </w:pPr>
-            <w:r>
-              <w:rPr>
-                <w:b/>
-                <w:i w:val="0"/>
-                <w:color w:val="111111"/>
-                <w:sz w:val="21"/>
-              </w:rPr>
-              <w:t>Configurar D-FOV en Scan Details</w:t>
-            </w:r>
-          </w:p>
-          <w:p>
-            <w:pPr>
-              <w:spacing w:before="0" w:after="0" w:line="204" w:lineRule="exact"/>
-            </w:pPr>
-            <w:r>
-              <w:rPr>
-                <w:b w:val="0"/>
-                <w:i w:val="0"/>
-                <w:color w:val="222222"/>
-                <w:sz w:val="17"/>
-              </w:rPr>
-              <w:t>Se hace clic sobre el campo 'D-FOV' en la pestaña 'Scan Details' para ajustar el diámetro del campo de visión, el cual muestra un valor de 421.1 (L).</w:t>
-            </w:r>
-          </w:p>
-        </w:tc>
-        <w:tc>
-          <w:tcPr>
-            <w:tcW w:type="dxa" w:w="7710"/>
-            <w:vAlign w:val="top"/>
-          </w:tcPr>
-          <w:p>
-            <w:pPr>
-              <w:spacing w:before="0" w:after="40" w:line="240" w:lineRule="auto"/>
-              <w:jc w:val="left"/>
-              <w:rPr>
-                <w:sz w:val="4"/>
-              </w:rPr>
-            </w:pPr>
-            <w:r>
-              <w:rPr>
-                <w:sz w:val="4"/>
-              </w:rPr>
-              <w:drawing>
-                <wp:inline xmlns:a="http://schemas.openxmlformats.org/drawingml/2006/main" xmlns:pic="http://schemas.openxmlformats.org/drawingml/2006/picture">
-                  <wp:extent cx="4141084" cy="2329360"/>
-                  <wp:docPr id="8" name="Picture 8"/>
-                  <wp:cNvGraphicFramePr>
-                    <a:graphicFrameLocks noChangeAspect="1"/>
-                  </wp:cNvGraphicFramePr>
-                  <a:graphic>
-                    <a:graphicData uri="http://schemas.openxmlformats.org/drawingml/2006/picture">
-                      <pic:pic>
-                        <pic:nvPicPr>
-                          <pic:cNvPr id="0" name="08_02-40_anotada.jpg"/>
-                          <pic:cNvPicPr/>
-                        </pic:nvPicPr>
-                        <pic:blipFill>
-                          <a:blip r:embed="rId17"/>
-                          <a:stretch>
-                            <a:fillRect/>
-                          </a:stretch>
-                        </pic:blipFill>
-                        <pic:spPr>
-                          <a:xfrm>
-                            <a:off x="0" y="0"/>
-                            <a:ext cx="4141084" cy="2329360"/>
-                          </a:xfrm>
-                          <a:prstGeom prst="rect"/>
-                        </pic:spPr>
-                      </pic:pic>
-                    </a:graphicData>
-                  </a:graphic>
-                </wp:inline>
-              </w:drawing>
-            </w:r>
-          </w:p>
-          <w:p>
-            <w:pPr>
-              <w:spacing w:before="0" w:after="20" w:line="180" w:lineRule="exact"/>
-            </w:pPr>
-            <w:r>
-              <w:rPr>
-                <w:b w:val="0"/>
-                <w:i w:val="0"/>
-                <w:color w:val="666666"/>
-                <w:sz w:val="15"/>
-              </w:rPr>
-              <w:t>PASO 8 · PLANIFICACIÓN DEL ESTUDIO · 02:40</w:t>
-            </w:r>
-          </w:p>
-          <w:p>
-            <w:pPr>
-              <w:spacing w:before="0" w:after="20" w:line="252" w:lineRule="exact"/>
-            </w:pPr>
-            <w:r>
-              <w:rPr>
-                <w:b/>
-                <w:i w:val="0"/>
-                <w:color w:val="111111"/>
-                <w:sz w:val="21"/>
-              </w:rPr>
-              <w:t>Ajustar reconstrucciones en Multi View</w:t>
-            </w:r>
-          </w:p>
-          <w:p>
-            <w:pPr>
-              <w:spacing w:before="0" w:after="0" w:line="204" w:lineRule="exact"/>
-            </w:pPr>
-            <w:r>
-              <w:rPr>
-                <w:b w:val="0"/>
-                <w:i w:val="0"/>
-                <w:color w:val="222222"/>
-                <w:sz w:val="17"/>
-              </w:rPr>
-              <w:t>Se accede a la pestaña 'Multi View' para configurar de manera específica el grosor y el intervalo de las reconstrucciones axiales, coronales o sagitales.</w:t>
+              <w:t>Una vez que la luz del boton de escaneo se queda fija en la consola, se presiona para iniciar la radiacion. En la pantalla se observa que la ventana de advertencia de posicionamiento se ha cerrado.</w:t>
             </w:r>
           </w:p>
         </w:tc>
@@ -2089,7 +1535,17 @@
     </w:tbl>
     <w:p>
       <w:pPr>
-        <w:pageBreakBefore/>
+        <w:sectPr>
+          <w:pgSz w:w="16838" w:h="11906" w:orient="landscape"/>
+          <w:pgMar w:top="567" w:right="567" w:bottom="567" w:left="567" w:header="283" w:footer="283" w:gutter="0"/>
+          <w:cols w:space="720"/>
+          <w:docGrid w:linePitch="360"/>
+        </w:sectPr>
+      </w:pPr>
+    </w:p>
+    <w:p>
+      <w:pPr>
+        <w:pageBreakBefore w:val="0"/>
         <w:pBdr>
           <w:bottom w:val="single" w:sz="4" w:space="2" w:color="BBBBBB"/>
         </w:pBdr>
@@ -2115,7 +1571,7 @@
           <w:sz w:val="16"/>
         </w:rPr>
         <w:tab/>
-        <w:t>Pasos 9–12 de 16</w:t>
+        <w:t>Paso 3 de 16</w:t>
       </w:r>
     </w:p>
     <w:tbl>
@@ -2132,16 +1588,15 @@
         <w:tblLook w:firstColumn="1" w:firstRow="1" w:lastColumn="0" w:lastRow="0" w:noHBand="0" w:noVBand="1" w:val="04A0"/>
       </w:tblPr>
       <w:tblGrid>
-        <w:gridCol w:w="7852"/>
-        <w:gridCol w:w="7852"/>
+        <w:gridCol w:w="15704"/>
       </w:tblGrid>
       <w:tr>
         <w:trPr>
-          <w:trHeight w:val="4961" w:hRule="exact"/>
+          <w:trHeight w:val="10148" w:hRule="exact"/>
         </w:trPr>
         <w:tc>
           <w:tcPr>
-            <w:tcW w:type="dxa" w:w="7710"/>
+            <w:tcW w:type="dxa" w:w="15704"/>
             <w:vAlign w:val="top"/>
           </w:tcPr>
           <w:p>
@@ -2158,8 +1613,8 @@
               </w:rPr>
               <w:drawing>
                 <wp:inline xmlns:a="http://schemas.openxmlformats.org/drawingml/2006/main" xmlns:pic="http://schemas.openxmlformats.org/drawingml/2006/picture">
-                  <wp:extent cx="4141084" cy="2329360"/>
-                  <wp:docPr id="9" name="Picture 9"/>
+                  <wp:extent cx="9279111" cy="5219500"/>
+                  <wp:docPr id="3" name="Picture 3"/>
                   <wp:cNvGraphicFramePr>
                     <a:graphicFrameLocks noChangeAspect="1"/>
                   </wp:cNvGraphicFramePr>
@@ -2167,11 +1622,11 @@
                     <a:graphicData uri="http://schemas.openxmlformats.org/drawingml/2006/picture">
                       <pic:pic>
                         <pic:nvPicPr>
-                          <pic:cNvPr id="0" name="09_03-03_anotada.jpg"/>
+                          <pic:cNvPr id="0" name="03_00-33_anotada.jpg"/>
                           <pic:cNvPicPr/>
                         </pic:nvPicPr>
                         <pic:blipFill>
-                          <a:blip r:embed="rId18"/>
+                          <a:blip r:embed="rId12"/>
                           <a:stretch>
                             <a:fillRect/>
                           </a:stretch>
@@ -2179,7 +1634,7 @@
                         <pic:spPr>
                           <a:xfrm>
                             <a:off x="0" y="0"/>
-                            <a:ext cx="4141084" cy="2329360"/>
+                            <a:ext cx="9279111" cy="5219500"/>
                           </a:xfrm>
                           <a:prstGeom prst="rect"/>
                         </pic:spPr>
@@ -2192,331 +1647,44 @@
           </w:p>
           <w:p>
             <w:pPr>
-              <w:spacing w:before="0" w:after="20" w:line="180" w:lineRule="exact"/>
+              <w:spacing w:before="0" w:after="20" w:line="216" w:lineRule="exact"/>
             </w:pPr>
             <w:r>
               <w:rPr>
                 <w:b w:val="0"/>
                 <w:i w:val="0"/>
                 <w:color w:val="666666"/>
-                <w:sz w:val="15"/>
+                <w:sz w:val="18"/>
               </w:rPr>
-              <w:t>PASO 9 · PLANIFICACIÓN DEL ESTUDIO · 03:03</w:t>
+              <w:t>PASO 3 · ADQUISICIÓN DEL ESCANOGRAMA · 00:33</w:t>
             </w:r>
           </w:p>
           <w:p>
             <w:pPr>
-              <w:spacing w:before="0" w:after="20" w:line="252" w:lineRule="exact"/>
+              <w:spacing w:before="0" w:after="20" w:line="360" w:lineRule="exact"/>
             </w:pPr>
             <w:r>
               <w:rPr>
                 <w:b/>
                 <w:i w:val="0"/>
                 <w:color w:val="111111"/>
-                <w:sz w:val="21"/>
+                <w:sz w:val="30"/>
               </w:rPr>
-              <w:t>Confirmar planificación de la fase</w:t>
+              <w:t>Omitir el resto del escanograma</w:t>
             </w:r>
           </w:p>
           <w:p>
             <w:pPr>
-              <w:spacing w:before="0" w:after="0" w:line="204" w:lineRule="exact"/>
+              <w:spacing w:before="0" w:after="0" w:line="276" w:lineRule="exact"/>
             </w:pPr>
             <w:r>
               <w:rPr>
                 <w:b w:val="0"/>
                 <w:i w:val="0"/>
                 <w:color w:val="222222"/>
-                <w:sz w:val="17"/>
+                <w:sz w:val="23"/>
               </w:rPr>
-              <w:t>Se presiona el botón 'Confirm' ubicado en la esquina inferior derecha para validar y fijar la configuración de la fase de estudio planificada.</w:t>
-            </w:r>
-          </w:p>
-        </w:tc>
-        <w:tc>
-          <w:tcPr>
-            <w:tcW w:type="dxa" w:w="7710"/>
-            <w:vAlign w:val="top"/>
-          </w:tcPr>
-          <w:p>
-            <w:pPr>
-              <w:spacing w:before="0" w:after="40" w:line="240" w:lineRule="auto"/>
-              <w:jc w:val="left"/>
-              <w:rPr>
-                <w:sz w:val="4"/>
-              </w:rPr>
-            </w:pPr>
-            <w:r>
-              <w:rPr>
-                <w:sz w:val="4"/>
-              </w:rPr>
-              <w:drawing>
-                <wp:inline xmlns:a="http://schemas.openxmlformats.org/drawingml/2006/main" xmlns:pic="http://schemas.openxmlformats.org/drawingml/2006/picture">
-                  <wp:extent cx="4141084" cy="2329360"/>
-                  <wp:docPr id="10" name="Picture 10"/>
-                  <wp:cNvGraphicFramePr>
-                    <a:graphicFrameLocks noChangeAspect="1"/>
-                  </wp:cNvGraphicFramePr>
-                  <a:graphic>
-                    <a:graphicData uri="http://schemas.openxmlformats.org/drawingml/2006/picture">
-                      <pic:pic>
-                        <pic:nvPicPr>
-                          <pic:cNvPr id="0" name="10_03-19_anotada.jpg"/>
-                          <pic:cNvPicPr/>
-                        </pic:nvPicPr>
-                        <pic:blipFill>
-                          <a:blip r:embed="rId19"/>
-                          <a:stretch>
-                            <a:fillRect/>
-                          </a:stretch>
-                        </pic:blipFill>
-                        <pic:spPr>
-                          <a:xfrm>
-                            <a:off x="0" y="0"/>
-                            <a:ext cx="4141084" cy="2329360"/>
-                          </a:xfrm>
-                          <a:prstGeom prst="rect"/>
-                        </pic:spPr>
-                      </pic:pic>
-                    </a:graphicData>
-                  </a:graphic>
-                </wp:inline>
-              </w:drawing>
-            </w:r>
-          </w:p>
-          <w:p>
-            <w:pPr>
-              <w:spacing w:before="0" w:after="20" w:line="180" w:lineRule="exact"/>
-            </w:pPr>
-            <w:r>
-              <w:rPr>
-                <w:b w:val="0"/>
-                <w:i w:val="0"/>
-                <w:color w:val="666666"/>
-                <w:sz w:val="15"/>
-              </w:rPr>
-              <w:t>PASO 10 · ADQUISICIÓN DE IMAGEN · 03:19</w:t>
-            </w:r>
-          </w:p>
-          <w:p>
-            <w:pPr>
-              <w:spacing w:before="0" w:after="20" w:line="252" w:lineRule="exact"/>
-            </w:pPr>
-            <w:r>
-              <w:rPr>
-                <w:b/>
-                <w:i w:val="0"/>
-                <w:color w:val="111111"/>
-                <w:sz w:val="21"/>
-              </w:rPr>
-              <w:t>Advertencia de límite de rango</w:t>
-            </w:r>
-          </w:p>
-          <w:p>
-            <w:pPr>
-              <w:spacing w:before="0" w:after="0" w:line="204" w:lineRule="exact"/>
-            </w:pPr>
-            <w:r>
-              <w:rPr>
-                <w:b w:val="0"/>
-                <w:i w:val="0"/>
-                <w:color w:val="222222"/>
-                <w:sz w:val="17"/>
-              </w:rPr>
-              <w:t>Aparece la advertencia 'Sure Exp. mA could not be calculated because the scan range exceeds the scanogram area', indicando que el rango de escaneo planificado supera los límites del escanograma.</w:t>
-            </w:r>
-          </w:p>
-        </w:tc>
-      </w:tr>
-      <w:tr>
-        <w:trPr>
-          <w:trHeight w:val="4961" w:hRule="exact"/>
-        </w:trPr>
-        <w:tc>
-          <w:tcPr>
-            <w:tcW w:type="dxa" w:w="7710"/>
-            <w:vAlign w:val="top"/>
-          </w:tcPr>
-          <w:p>
-            <w:pPr>
-              <w:spacing w:before="0" w:after="40" w:line="240" w:lineRule="auto"/>
-              <w:jc w:val="left"/>
-              <w:rPr>
-                <w:sz w:val="4"/>
-              </w:rPr>
-            </w:pPr>
-            <w:r>
-              <w:rPr>
-                <w:sz w:val="4"/>
-              </w:rPr>
-              <w:drawing>
-                <wp:inline xmlns:a="http://schemas.openxmlformats.org/drawingml/2006/main" xmlns:pic="http://schemas.openxmlformats.org/drawingml/2006/picture">
-                  <wp:extent cx="4141084" cy="2329360"/>
-                  <wp:docPr id="11" name="Picture 11"/>
-                  <wp:cNvGraphicFramePr>
-                    <a:graphicFrameLocks noChangeAspect="1"/>
-                  </wp:cNvGraphicFramePr>
-                  <a:graphic>
-                    <a:graphicData uri="http://schemas.openxmlformats.org/drawingml/2006/picture">
-                      <pic:pic>
-                        <pic:nvPicPr>
-                          <pic:cNvPr id="0" name="11_03-40_anotada.jpg"/>
-                          <pic:cNvPicPr/>
-                        </pic:nvPicPr>
-                        <pic:blipFill>
-                          <a:blip r:embed="rId20"/>
-                          <a:stretch>
-                            <a:fillRect/>
-                          </a:stretch>
-                        </pic:blipFill>
-                        <pic:spPr>
-                          <a:xfrm>
-                            <a:off x="0" y="0"/>
-                            <a:ext cx="4141084" cy="2329360"/>
-                          </a:xfrm>
-                          <a:prstGeom prst="rect"/>
-                        </pic:spPr>
-                      </pic:pic>
-                    </a:graphicData>
-                  </a:graphic>
-                </wp:inline>
-              </w:drawing>
-            </w:r>
-          </w:p>
-          <w:p>
-            <w:pPr>
-              <w:spacing w:before="0" w:after="20" w:line="180" w:lineRule="exact"/>
-            </w:pPr>
-            <w:r>
-              <w:rPr>
-                <w:b w:val="0"/>
-                <w:i w:val="0"/>
-                <w:color w:val="666666"/>
-                <w:sz w:val="15"/>
-              </w:rPr>
-              <w:t>PASO 11 · PLANIFICACIÓN DEL ESTUDIO · 03:40</w:t>
-            </w:r>
-          </w:p>
-          <w:p>
-            <w:pPr>
-              <w:spacing w:before="0" w:after="20" w:line="252" w:lineRule="exact"/>
-            </w:pPr>
-            <w:r>
-              <w:rPr>
-                <w:b/>
-                <w:i w:val="0"/>
-                <w:color w:val="111111"/>
-                <w:sz w:val="21"/>
-              </w:rPr>
-              <w:t>Reducir rango de escaneo</w:t>
-            </w:r>
-          </w:p>
-          <w:p>
-            <w:pPr>
-              <w:spacing w:before="0" w:after="0" w:line="204" w:lineRule="exact"/>
-            </w:pPr>
-            <w:r>
-              <w:rPr>
-                <w:b w:val="0"/>
-                <w:i w:val="0"/>
-                <w:color w:val="222222"/>
-                <w:sz w:val="17"/>
-              </w:rPr>
-              <w:t>Se regresa a la pantalla de planificación para reajustar y acortar los límites de las cajas amarillas de escaneo sobre el escanograma de referencia.</w:t>
-            </w:r>
-          </w:p>
-        </w:tc>
-        <w:tc>
-          <w:tcPr>
-            <w:tcW w:type="dxa" w:w="7710"/>
-            <w:vAlign w:val="top"/>
-          </w:tcPr>
-          <w:p>
-            <w:pPr>
-              <w:spacing w:before="0" w:after="40" w:line="240" w:lineRule="auto"/>
-              <w:jc w:val="left"/>
-              <w:rPr>
-                <w:sz w:val="4"/>
-              </w:rPr>
-            </w:pPr>
-            <w:r>
-              <w:rPr>
-                <w:sz w:val="4"/>
-              </w:rPr>
-              <w:drawing>
-                <wp:inline xmlns:a="http://schemas.openxmlformats.org/drawingml/2006/main" xmlns:pic="http://schemas.openxmlformats.org/drawingml/2006/picture">
-                  <wp:extent cx="4141084" cy="2329360"/>
-                  <wp:docPr id="12" name="Picture 12"/>
-                  <wp:cNvGraphicFramePr>
-                    <a:graphicFrameLocks noChangeAspect="1"/>
-                  </wp:cNvGraphicFramePr>
-                  <a:graphic>
-                    <a:graphicData uri="http://schemas.openxmlformats.org/drawingml/2006/picture">
-                      <pic:pic>
-                        <pic:nvPicPr>
-                          <pic:cNvPr id="0" name="12_04-02_anotada.jpg"/>
-                          <pic:cNvPicPr/>
-                        </pic:nvPicPr>
-                        <pic:blipFill>
-                          <a:blip r:embed="rId21"/>
-                          <a:stretch>
-                            <a:fillRect/>
-                          </a:stretch>
-                        </pic:blipFill>
-                        <pic:spPr>
-                          <a:xfrm>
-                            <a:off x="0" y="0"/>
-                            <a:ext cx="4141084" cy="2329360"/>
-                          </a:xfrm>
-                          <a:prstGeom prst="rect"/>
-                        </pic:spPr>
-                      </pic:pic>
-                    </a:graphicData>
-                  </a:graphic>
-                </wp:inline>
-              </w:drawing>
-            </w:r>
-          </w:p>
-          <w:p>
-            <w:pPr>
-              <w:spacing w:before="0" w:after="20" w:line="180" w:lineRule="exact"/>
-            </w:pPr>
-            <w:r>
-              <w:rPr>
-                <w:b w:val="0"/>
-                <w:i w:val="0"/>
-                <w:color w:val="666666"/>
-                <w:sz w:val="15"/>
-              </w:rPr>
-              <w:t>PASO 12 · ADQUISICIÓN DE IMAGEN · 04:02</w:t>
-            </w:r>
-          </w:p>
-          <w:p>
-            <w:pPr>
-              <w:spacing w:before="0" w:after="20" w:line="252" w:lineRule="exact"/>
-            </w:pPr>
-            <w:r>
-              <w:rPr>
-                <w:b/>
-                <w:i w:val="0"/>
-                <w:color w:val="111111"/>
-                <w:sz w:val="21"/>
-              </w:rPr>
-              <w:t>Adquirir primera fase sin contraste</w:t>
-            </w:r>
-          </w:p>
-          <w:p>
-            <w:pPr>
-              <w:spacing w:before="0" w:after="0" w:line="204" w:lineRule="exact"/>
-            </w:pPr>
-            <w:r>
-              <w:rPr>
-                <w:b w:val="0"/>
-                <w:i w:val="0"/>
-                <w:color w:val="222222"/>
-                <w:sz w:val="17"/>
-              </w:rPr>
-              <w:t>Se realiza el escaneo de la primera fase sin medio de contraste ('SIN CE') y se verifica que las imágenes se reconstruyen en tiempo real en la pantalla superior.</w:t>
+              <w:t>Se selecciona 'Scano Skip' en pantalla cuando el area de interes ya ha sido escaneada y el tubo se encuentra en el aire.</w:t>
             </w:r>
           </w:p>
         </w:tc>
@@ -2524,7 +1692,17 @@
     </w:tbl>
     <w:p>
       <w:pPr>
-        <w:pageBreakBefore/>
+        <w:sectPr>
+          <w:pgSz w:w="16838" w:h="11906" w:orient="landscape"/>
+          <w:pgMar w:top="567" w:right="567" w:bottom="567" w:left="567" w:header="283" w:footer="283" w:gutter="0"/>
+          <w:cols w:space="720"/>
+          <w:docGrid w:linePitch="360"/>
+        </w:sectPr>
+      </w:pPr>
+    </w:p>
+    <w:p>
+      <w:pPr>
+        <w:pageBreakBefore w:val="0"/>
         <w:pBdr>
           <w:bottom w:val="single" w:sz="4" w:space="2" w:color="BBBBBB"/>
         </w:pBdr>
@@ -2550,7 +1728,7 @@
           <w:sz w:val="16"/>
         </w:rPr>
         <w:tab/>
-        <w:t>Pasos 13–16 de 16</w:t>
+        <w:t>Paso 4 de 16</w:t>
       </w:r>
     </w:p>
     <w:tbl>
@@ -2567,16 +1745,15 @@
         <w:tblLook w:firstColumn="1" w:firstRow="1" w:lastColumn="0" w:lastRow="0" w:noHBand="0" w:noVBand="1" w:val="04A0"/>
       </w:tblPr>
       <w:tblGrid>
-        <w:gridCol w:w="7852"/>
-        <w:gridCol w:w="7852"/>
+        <w:gridCol w:w="15704"/>
       </w:tblGrid>
       <w:tr>
         <w:trPr>
-          <w:trHeight w:val="4961" w:hRule="exact"/>
+          <w:trHeight w:val="10148" w:hRule="exact"/>
         </w:trPr>
         <w:tc>
           <w:tcPr>
-            <w:tcW w:type="dxa" w:w="7710"/>
+            <w:tcW w:type="dxa" w:w="15704"/>
             <w:vAlign w:val="top"/>
           </w:tcPr>
           <w:p>
@@ -2593,7 +1770,1420 @@
               </w:rPr>
               <w:drawing>
                 <wp:inline xmlns:a="http://schemas.openxmlformats.org/drawingml/2006/main" xmlns:pic="http://schemas.openxmlformats.org/drawingml/2006/picture">
-                  <wp:extent cx="4141084" cy="2329360"/>
+                  <wp:extent cx="9279111" cy="5219500"/>
+                  <wp:docPr id="4" name="Picture 4"/>
+                  <wp:cNvGraphicFramePr>
+                    <a:graphicFrameLocks noChangeAspect="1"/>
+                  </wp:cNvGraphicFramePr>
+                  <a:graphic>
+                    <a:graphicData uri="http://schemas.openxmlformats.org/drawingml/2006/picture">
+                      <pic:pic>
+                        <pic:nvPicPr>
+                          <pic:cNvPr id="0" name="04_01-08_anotada.jpg"/>
+                          <pic:cNvPicPr/>
+                        </pic:nvPicPr>
+                        <pic:blipFill>
+                          <a:blip r:embed="rId13"/>
+                          <a:stretch>
+                            <a:fillRect/>
+                          </a:stretch>
+                        </pic:blipFill>
+                        <pic:spPr>
+                          <a:xfrm>
+                            <a:off x="0" y="0"/>
+                            <a:ext cx="9279111" cy="5219500"/>
+                          </a:xfrm>
+                          <a:prstGeom prst="rect"/>
+                        </pic:spPr>
+                      </pic:pic>
+                    </a:graphicData>
+                  </a:graphic>
+                </wp:inline>
+              </w:drawing>
+            </w:r>
+          </w:p>
+          <w:p>
+            <w:pPr>
+              <w:spacing w:before="0" w:after="20" w:line="216" w:lineRule="exact"/>
+            </w:pPr>
+            <w:r>
+              <w:rPr>
+                <w:b w:val="0"/>
+                <w:i w:val="0"/>
+                <w:color w:val="666666"/>
+                <w:sz w:val="18"/>
+              </w:rPr>
+              <w:t>PASO 4 · PLANIFICACIÓN DEL ESTUDIO · 01:08</w:t>
+            </w:r>
+          </w:p>
+          <w:p>
+            <w:pPr>
+              <w:spacing w:before="0" w:after="20" w:line="360" w:lineRule="exact"/>
+            </w:pPr>
+            <w:r>
+              <w:rPr>
+                <w:b/>
+                <w:i w:val="0"/>
+                <w:color w:val="111111"/>
+                <w:sz w:val="30"/>
+              </w:rPr>
+              <w:t>Ajustar campo de vision global</w:t>
+            </w:r>
+          </w:p>
+          <w:p>
+            <w:pPr>
+              <w:spacing w:before="0" w:after="0" w:line="276" w:lineRule="exact"/>
+            </w:pPr>
+            <w:r>
+              <w:rPr>
+                <w:b w:val="0"/>
+                <w:i w:val="0"/>
+                <w:color w:val="222222"/>
+                <w:sz w:val="23"/>
+              </w:rPr>
+              <w:t>Se seleccionan todas las cajas de escaneo de forma simultanea en el menu 'Change Scans' marcando 'All' para aplicar un mismo FOV uniforme.</w:t>
+            </w:r>
+          </w:p>
+        </w:tc>
+      </w:tr>
+    </w:tbl>
+    <w:p>
+      <w:pPr>
+        <w:sectPr>
+          <w:pgSz w:w="16838" w:h="11906" w:orient="landscape"/>
+          <w:pgMar w:top="567" w:right="567" w:bottom="567" w:left="567" w:header="283" w:footer="283" w:gutter="0"/>
+          <w:cols w:space="720"/>
+          <w:docGrid w:linePitch="360"/>
+        </w:sectPr>
+      </w:pPr>
+    </w:p>
+    <w:p>
+      <w:pPr>
+        <w:pageBreakBefore w:val="0"/>
+        <w:pBdr>
+          <w:bottom w:val="single" w:sz="4" w:space="2" w:color="BBBBBB"/>
+        </w:pBdr>
+        <w:tabs>
+          <w:tab w:pos="15704" w:val="right"/>
+        </w:tabs>
+        <w:spacing w:before="0" w:after="80" w:line="192" w:lineRule="exact"/>
+      </w:pPr>
+      <w:r>
+        <w:rPr>
+          <w:b w:val="0"/>
+          <w:i w:val="0"/>
+          <w:color w:val="666666"/>
+          <w:sz w:val="16"/>
+        </w:rPr>
+        <w:t>Operación de Tomógrafo Computado Canon Aquilion</w:t>
+      </w:r>
+      <w:r>
+        <w:rPr>
+          <w:b w:val="0"/>
+          <w:i w:val="0"/>
+          <w:color w:val="666666"/>
+          <w:sz w:val="16"/>
+        </w:rPr>
+        <w:tab/>
+        <w:t>Paso 5 de 16</w:t>
+      </w:r>
+    </w:p>
+    <w:tbl>
+      <w:tblPr>
+        <w:tblW w:type="auto" w:w="0"/>
+        <w:jc w:val="center"/>
+        <w:tblLayout w:type="fixed"/>
+        <w:tblCellMar>
+          <w:top w:w="28" w:type="dxa"/>
+          <w:left w:w="85" w:type="dxa"/>
+          <w:bottom w:w="0" w:type="dxa"/>
+          <w:right w:w="85" w:type="dxa"/>
+        </w:tblCellMar>
+        <w:tblLook w:firstColumn="1" w:firstRow="1" w:lastColumn="0" w:lastRow="0" w:noHBand="0" w:noVBand="1" w:val="04A0"/>
+      </w:tblPr>
+      <w:tblGrid>
+        <w:gridCol w:w="15704"/>
+      </w:tblGrid>
+      <w:tr>
+        <w:trPr>
+          <w:trHeight w:val="10148" w:hRule="exact"/>
+        </w:trPr>
+        <w:tc>
+          <w:tcPr>
+            <w:tcW w:type="dxa" w:w="15704"/>
+            <w:vAlign w:val="top"/>
+          </w:tcPr>
+          <w:p>
+            <w:pPr>
+              <w:spacing w:before="0" w:after="40" w:line="240" w:lineRule="auto"/>
+              <w:jc w:val="left"/>
+              <w:rPr>
+                <w:sz w:val="4"/>
+              </w:rPr>
+            </w:pPr>
+            <w:r>
+              <w:rPr>
+                <w:sz w:val="4"/>
+              </w:rPr>
+              <w:drawing>
+                <wp:inline xmlns:a="http://schemas.openxmlformats.org/drawingml/2006/main" xmlns:pic="http://schemas.openxmlformats.org/drawingml/2006/picture">
+                  <wp:extent cx="9279111" cy="5219500"/>
+                  <wp:docPr id="5" name="Picture 5"/>
+                  <wp:cNvGraphicFramePr>
+                    <a:graphicFrameLocks noChangeAspect="1"/>
+                  </wp:cNvGraphicFramePr>
+                  <a:graphic>
+                    <a:graphicData uri="http://schemas.openxmlformats.org/drawingml/2006/picture">
+                      <pic:pic>
+                        <pic:nvPicPr>
+                          <pic:cNvPr id="0" name="05_01-29_anotada.jpg"/>
+                          <pic:cNvPicPr/>
+                        </pic:nvPicPr>
+                        <pic:blipFill>
+                          <a:blip r:embed="rId14"/>
+                          <a:stretch>
+                            <a:fillRect/>
+                          </a:stretch>
+                        </pic:blipFill>
+                        <pic:spPr>
+                          <a:xfrm>
+                            <a:off x="0" y="0"/>
+                            <a:ext cx="9279111" cy="5219500"/>
+                          </a:xfrm>
+                          <a:prstGeom prst="rect"/>
+                        </pic:spPr>
+                      </pic:pic>
+                    </a:graphicData>
+                  </a:graphic>
+                </wp:inline>
+              </w:drawing>
+            </w:r>
+          </w:p>
+          <w:p>
+            <w:pPr>
+              <w:spacing w:before="0" w:after="20" w:line="216" w:lineRule="exact"/>
+            </w:pPr>
+            <w:r>
+              <w:rPr>
+                <w:b w:val="0"/>
+                <w:i w:val="0"/>
+                <w:color w:val="666666"/>
+                <w:sz w:val="18"/>
+              </w:rPr>
+              <w:t>PASO 5 · PLANIFICACIÓN DEL ESTUDIO · 01:29</w:t>
+            </w:r>
+          </w:p>
+          <w:p>
+            <w:pPr>
+              <w:spacing w:before="0" w:after="20" w:line="360" w:lineRule="exact"/>
+            </w:pPr>
+            <w:r>
+              <w:rPr>
+                <w:b/>
+                <w:i w:val="0"/>
+                <w:color w:val="111111"/>
+                <w:sz w:val="30"/>
+              </w:rPr>
+              <w:t>Definir rango individual por fase</w:t>
+            </w:r>
+          </w:p>
+          <w:p>
+            <w:pPr>
+              <w:spacing w:before="0" w:after="0" w:line="276" w:lineRule="exact"/>
+            </w:pPr>
+            <w:r>
+              <w:rPr>
+                <w:b w:val="0"/>
+                <w:i w:val="0"/>
+                <w:color w:val="222222"/>
+                <w:sz w:val="23"/>
+              </w:rPr>
+              <w:t>Se selecciona 'Individual' en el menu 'Change Scans' para ajustar de manera independiente el rango de escaneo arrastrando los marcadores en el escanograma.</w:t>
+            </w:r>
+          </w:p>
+        </w:tc>
+      </w:tr>
+    </w:tbl>
+    <w:p>
+      <w:pPr>
+        <w:sectPr>
+          <w:pgSz w:w="16838" w:h="11906" w:orient="landscape"/>
+          <w:pgMar w:top="567" w:right="567" w:bottom="567" w:left="567" w:header="283" w:footer="283" w:gutter="0"/>
+          <w:cols w:space="720"/>
+          <w:docGrid w:linePitch="360"/>
+        </w:sectPr>
+      </w:pPr>
+    </w:p>
+    <w:p>
+      <w:pPr>
+        <w:pageBreakBefore w:val="0"/>
+        <w:pBdr>
+          <w:bottom w:val="single" w:sz="4" w:space="2" w:color="BBBBBB"/>
+        </w:pBdr>
+        <w:tabs>
+          <w:tab w:pos="15704" w:val="right"/>
+        </w:tabs>
+        <w:spacing w:before="0" w:after="80" w:line="192" w:lineRule="exact"/>
+      </w:pPr>
+      <w:r>
+        <w:rPr>
+          <w:b w:val="0"/>
+          <w:i w:val="0"/>
+          <w:color w:val="666666"/>
+          <w:sz w:val="16"/>
+        </w:rPr>
+        <w:t>Operación de Tomógrafo Computado Canon Aquilion</w:t>
+      </w:r>
+      <w:r>
+        <w:rPr>
+          <w:b w:val="0"/>
+          <w:i w:val="0"/>
+          <w:color w:val="666666"/>
+          <w:sz w:val="16"/>
+        </w:rPr>
+        <w:tab/>
+        <w:t>Paso 6 de 16</w:t>
+      </w:r>
+    </w:p>
+    <w:tbl>
+      <w:tblPr>
+        <w:tblW w:type="auto" w:w="0"/>
+        <w:jc w:val="center"/>
+        <w:tblLayout w:type="fixed"/>
+        <w:tblCellMar>
+          <w:top w:w="28" w:type="dxa"/>
+          <w:left w:w="85" w:type="dxa"/>
+          <w:bottom w:w="0" w:type="dxa"/>
+          <w:right w:w="85" w:type="dxa"/>
+        </w:tblCellMar>
+        <w:tblLook w:firstColumn="1" w:firstRow="1" w:lastColumn="0" w:lastRow="0" w:noHBand="0" w:noVBand="1" w:val="04A0"/>
+      </w:tblPr>
+      <w:tblGrid>
+        <w:gridCol w:w="15704"/>
+      </w:tblGrid>
+      <w:tr>
+        <w:trPr>
+          <w:trHeight w:val="10148" w:hRule="exact"/>
+        </w:trPr>
+        <w:tc>
+          <w:tcPr>
+            <w:tcW w:type="dxa" w:w="15704"/>
+            <w:vAlign w:val="top"/>
+          </w:tcPr>
+          <w:p>
+            <w:pPr>
+              <w:spacing w:before="0" w:after="40" w:line="240" w:lineRule="auto"/>
+              <w:jc w:val="left"/>
+              <w:rPr>
+                <w:sz w:val="4"/>
+              </w:rPr>
+            </w:pPr>
+            <w:r>
+              <w:rPr>
+                <w:sz w:val="4"/>
+              </w:rPr>
+              <w:drawing>
+                <wp:inline xmlns:a="http://schemas.openxmlformats.org/drawingml/2006/main" xmlns:pic="http://schemas.openxmlformats.org/drawingml/2006/picture">
+                  <wp:extent cx="9279111" cy="5219500"/>
+                  <wp:docPr id="6" name="Picture 6"/>
+                  <wp:cNvGraphicFramePr>
+                    <a:graphicFrameLocks noChangeAspect="1"/>
+                  </wp:cNvGraphicFramePr>
+                  <a:graphic>
+                    <a:graphicData uri="http://schemas.openxmlformats.org/drawingml/2006/picture">
+                      <pic:pic>
+                        <pic:nvPicPr>
+                          <pic:cNvPr id="0" name="06_01-54_anotada.jpg"/>
+                          <pic:cNvPicPr/>
+                        </pic:nvPicPr>
+                        <pic:blipFill>
+                          <a:blip r:embed="rId15"/>
+                          <a:stretch>
+                            <a:fillRect/>
+                          </a:stretch>
+                        </pic:blipFill>
+                        <pic:spPr>
+                          <a:xfrm>
+                            <a:off x="0" y="0"/>
+                            <a:ext cx="9279111" cy="5219500"/>
+                          </a:xfrm>
+                          <a:prstGeom prst="rect"/>
+                        </pic:spPr>
+                      </pic:pic>
+                    </a:graphicData>
+                  </a:graphic>
+                </wp:inline>
+              </w:drawing>
+            </w:r>
+          </w:p>
+          <w:p>
+            <w:pPr>
+              <w:spacing w:before="0" w:after="20" w:line="216" w:lineRule="exact"/>
+            </w:pPr>
+            <w:r>
+              <w:rPr>
+                <w:b w:val="0"/>
+                <w:i w:val="0"/>
+                <w:color w:val="666666"/>
+                <w:sz w:val="18"/>
+              </w:rPr>
+              <w:t>PASO 6 · PLANIFICACIÓN DEL ESTUDIO · 01:54</w:t>
+            </w:r>
+          </w:p>
+          <w:p>
+            <w:pPr>
+              <w:spacing w:before="0" w:after="20" w:line="360" w:lineRule="exact"/>
+            </w:pPr>
+            <w:r>
+              <w:rPr>
+                <w:b/>
+                <w:i w:val="0"/>
+                <w:color w:val="111111"/>
+                <w:sz w:val="30"/>
+              </w:rPr>
+              <w:t>Verificar parametros de reconstruccion</w:t>
+            </w:r>
+          </w:p>
+          <w:p>
+            <w:pPr>
+              <w:spacing w:before="0" w:after="0" w:line="276" w:lineRule="exact"/>
+            </w:pPr>
+            <w:r>
+              <w:rPr>
+                <w:b w:val="0"/>
+                <w:i w:val="0"/>
+                <w:color w:val="222222"/>
+                <w:sz w:val="23"/>
+              </w:rPr>
+              <w:t>Se accede a la pestaña de detalles de reconstruccion 'Recon Details' para verificar el grosor de corte, intervalo y areas que se van a reconstruir.</w:t>
+            </w:r>
+          </w:p>
+        </w:tc>
+      </w:tr>
+    </w:tbl>
+    <w:p>
+      <w:pPr>
+        <w:sectPr>
+          <w:pgSz w:w="16838" w:h="11906" w:orient="landscape"/>
+          <w:pgMar w:top="567" w:right="567" w:bottom="567" w:left="567" w:header="283" w:footer="283" w:gutter="0"/>
+          <w:cols w:space="720"/>
+          <w:docGrid w:linePitch="360"/>
+        </w:sectPr>
+      </w:pPr>
+    </w:p>
+    <w:p>
+      <w:pPr>
+        <w:pageBreakBefore w:val="0"/>
+        <w:pBdr>
+          <w:bottom w:val="single" w:sz="4" w:space="2" w:color="BBBBBB"/>
+        </w:pBdr>
+        <w:tabs>
+          <w:tab w:pos="15704" w:val="right"/>
+        </w:tabs>
+        <w:spacing w:before="0" w:after="80" w:line="192" w:lineRule="exact"/>
+      </w:pPr>
+      <w:r>
+        <w:rPr>
+          <w:b w:val="0"/>
+          <w:i w:val="0"/>
+          <w:color w:val="666666"/>
+          <w:sz w:val="16"/>
+        </w:rPr>
+        <w:t>Operación de Tomógrafo Computado Canon Aquilion</w:t>
+      </w:r>
+      <w:r>
+        <w:rPr>
+          <w:b w:val="0"/>
+          <w:i w:val="0"/>
+          <w:color w:val="666666"/>
+          <w:sz w:val="16"/>
+        </w:rPr>
+        <w:tab/>
+        <w:t>Paso 7 de 16</w:t>
+      </w:r>
+    </w:p>
+    <w:tbl>
+      <w:tblPr>
+        <w:tblW w:type="auto" w:w="0"/>
+        <w:jc w:val="center"/>
+        <w:tblLayout w:type="fixed"/>
+        <w:tblCellMar>
+          <w:top w:w="28" w:type="dxa"/>
+          <w:left w:w="85" w:type="dxa"/>
+          <w:bottom w:w="0" w:type="dxa"/>
+          <w:right w:w="85" w:type="dxa"/>
+        </w:tblCellMar>
+        <w:tblLook w:firstColumn="1" w:firstRow="1" w:lastColumn="0" w:lastRow="0" w:noHBand="0" w:noVBand="1" w:val="04A0"/>
+      </w:tblPr>
+      <w:tblGrid>
+        <w:gridCol w:w="15704"/>
+      </w:tblGrid>
+      <w:tr>
+        <w:trPr>
+          <w:trHeight w:val="10148" w:hRule="exact"/>
+        </w:trPr>
+        <w:tc>
+          <w:tcPr>
+            <w:tcW w:type="dxa" w:w="15704"/>
+            <w:vAlign w:val="top"/>
+          </w:tcPr>
+          <w:p>
+            <w:pPr>
+              <w:spacing w:before="0" w:after="40" w:line="240" w:lineRule="auto"/>
+              <w:jc w:val="left"/>
+              <w:rPr>
+                <w:sz w:val="4"/>
+              </w:rPr>
+            </w:pPr>
+            <w:r>
+              <w:rPr>
+                <w:sz w:val="4"/>
+              </w:rPr>
+              <w:drawing>
+                <wp:inline xmlns:a="http://schemas.openxmlformats.org/drawingml/2006/main" xmlns:pic="http://schemas.openxmlformats.org/drawingml/2006/picture">
+                  <wp:extent cx="9279111" cy="5219500"/>
+                  <wp:docPr id="7" name="Picture 7"/>
+                  <wp:cNvGraphicFramePr>
+                    <a:graphicFrameLocks noChangeAspect="1"/>
+                  </wp:cNvGraphicFramePr>
+                  <a:graphic>
+                    <a:graphicData uri="http://schemas.openxmlformats.org/drawingml/2006/picture">
+                      <pic:pic>
+                        <pic:nvPicPr>
+                          <pic:cNvPr id="0" name="07_02-32_anotada.jpg"/>
+                          <pic:cNvPicPr/>
+                        </pic:nvPicPr>
+                        <pic:blipFill>
+                          <a:blip r:embed="rId16"/>
+                          <a:stretch>
+                            <a:fillRect/>
+                          </a:stretch>
+                        </pic:blipFill>
+                        <pic:spPr>
+                          <a:xfrm>
+                            <a:off x="0" y="0"/>
+                            <a:ext cx="9279111" cy="5219500"/>
+                          </a:xfrm>
+                          <a:prstGeom prst="rect"/>
+                        </pic:spPr>
+                      </pic:pic>
+                    </a:graphicData>
+                  </a:graphic>
+                </wp:inline>
+              </w:drawing>
+            </w:r>
+          </w:p>
+          <w:p>
+            <w:pPr>
+              <w:spacing w:before="0" w:after="20" w:line="216" w:lineRule="exact"/>
+            </w:pPr>
+            <w:r>
+              <w:rPr>
+                <w:b w:val="0"/>
+                <w:i w:val="0"/>
+                <w:color w:val="666666"/>
+                <w:sz w:val="18"/>
+              </w:rPr>
+              <w:t>PASO 7 · PLANIFICACIÓN DEL ESTUDIO · 02:32</w:t>
+            </w:r>
+          </w:p>
+          <w:p>
+            <w:pPr>
+              <w:spacing w:before="0" w:after="20" w:line="360" w:lineRule="exact"/>
+            </w:pPr>
+            <w:r>
+              <w:rPr>
+                <w:b/>
+                <w:i w:val="0"/>
+                <w:color w:val="111111"/>
+                <w:sz w:val="30"/>
+              </w:rPr>
+              <w:t>Configurar D-FOV en Scan Details</w:t>
+            </w:r>
+          </w:p>
+          <w:p>
+            <w:pPr>
+              <w:spacing w:before="0" w:after="0" w:line="276" w:lineRule="exact"/>
+            </w:pPr>
+            <w:r>
+              <w:rPr>
+                <w:b w:val="0"/>
+                <w:i w:val="0"/>
+                <w:color w:val="222222"/>
+                <w:sz w:val="23"/>
+              </w:rPr>
+              <w:t>Se hace clic sobre el campo 'D-FOV' en la pestaña 'Scan Details' para ajustar el diametro del campo de vision, el cual muestra un valor de 421.1 (L).</w:t>
+            </w:r>
+          </w:p>
+        </w:tc>
+      </w:tr>
+    </w:tbl>
+    <w:p>
+      <w:pPr>
+        <w:sectPr>
+          <w:pgSz w:w="16838" w:h="11906" w:orient="landscape"/>
+          <w:pgMar w:top="567" w:right="567" w:bottom="567" w:left="567" w:header="283" w:footer="283" w:gutter="0"/>
+          <w:cols w:space="720"/>
+          <w:docGrid w:linePitch="360"/>
+        </w:sectPr>
+      </w:pPr>
+    </w:p>
+    <w:p>
+      <w:pPr>
+        <w:pageBreakBefore w:val="0"/>
+        <w:pBdr>
+          <w:bottom w:val="single" w:sz="4" w:space="2" w:color="BBBBBB"/>
+        </w:pBdr>
+        <w:tabs>
+          <w:tab w:pos="15704" w:val="right"/>
+        </w:tabs>
+        <w:spacing w:before="0" w:after="80" w:line="192" w:lineRule="exact"/>
+      </w:pPr>
+      <w:r>
+        <w:rPr>
+          <w:b w:val="0"/>
+          <w:i w:val="0"/>
+          <w:color w:val="666666"/>
+          <w:sz w:val="16"/>
+        </w:rPr>
+        <w:t>Operación de Tomógrafo Computado Canon Aquilion</w:t>
+      </w:r>
+      <w:r>
+        <w:rPr>
+          <w:b w:val="0"/>
+          <w:i w:val="0"/>
+          <w:color w:val="666666"/>
+          <w:sz w:val="16"/>
+        </w:rPr>
+        <w:tab/>
+        <w:t>Paso 8 de 16</w:t>
+      </w:r>
+    </w:p>
+    <w:tbl>
+      <w:tblPr>
+        <w:tblW w:type="auto" w:w="0"/>
+        <w:jc w:val="center"/>
+        <w:tblLayout w:type="fixed"/>
+        <w:tblCellMar>
+          <w:top w:w="28" w:type="dxa"/>
+          <w:left w:w="85" w:type="dxa"/>
+          <w:bottom w:w="0" w:type="dxa"/>
+          <w:right w:w="85" w:type="dxa"/>
+        </w:tblCellMar>
+        <w:tblLook w:firstColumn="1" w:firstRow="1" w:lastColumn="0" w:lastRow="0" w:noHBand="0" w:noVBand="1" w:val="04A0"/>
+      </w:tblPr>
+      <w:tblGrid>
+        <w:gridCol w:w="15704"/>
+      </w:tblGrid>
+      <w:tr>
+        <w:trPr>
+          <w:trHeight w:val="10148" w:hRule="exact"/>
+        </w:trPr>
+        <w:tc>
+          <w:tcPr>
+            <w:tcW w:type="dxa" w:w="15704"/>
+            <w:vAlign w:val="top"/>
+          </w:tcPr>
+          <w:p>
+            <w:pPr>
+              <w:spacing w:before="0" w:after="40" w:line="240" w:lineRule="auto"/>
+              <w:jc w:val="left"/>
+              <w:rPr>
+                <w:sz w:val="4"/>
+              </w:rPr>
+            </w:pPr>
+            <w:r>
+              <w:rPr>
+                <w:sz w:val="4"/>
+              </w:rPr>
+              <w:drawing>
+                <wp:inline xmlns:a="http://schemas.openxmlformats.org/drawingml/2006/main" xmlns:pic="http://schemas.openxmlformats.org/drawingml/2006/picture">
+                  <wp:extent cx="9279111" cy="5219500"/>
+                  <wp:docPr id="8" name="Picture 8"/>
+                  <wp:cNvGraphicFramePr>
+                    <a:graphicFrameLocks noChangeAspect="1"/>
+                  </wp:cNvGraphicFramePr>
+                  <a:graphic>
+                    <a:graphicData uri="http://schemas.openxmlformats.org/drawingml/2006/picture">
+                      <pic:pic>
+                        <pic:nvPicPr>
+                          <pic:cNvPr id="0" name="08_02-40_anotada.jpg"/>
+                          <pic:cNvPicPr/>
+                        </pic:nvPicPr>
+                        <pic:blipFill>
+                          <a:blip r:embed="rId17"/>
+                          <a:stretch>
+                            <a:fillRect/>
+                          </a:stretch>
+                        </pic:blipFill>
+                        <pic:spPr>
+                          <a:xfrm>
+                            <a:off x="0" y="0"/>
+                            <a:ext cx="9279111" cy="5219500"/>
+                          </a:xfrm>
+                          <a:prstGeom prst="rect"/>
+                        </pic:spPr>
+                      </pic:pic>
+                    </a:graphicData>
+                  </a:graphic>
+                </wp:inline>
+              </w:drawing>
+            </w:r>
+          </w:p>
+          <w:p>
+            <w:pPr>
+              <w:spacing w:before="0" w:after="20" w:line="216" w:lineRule="exact"/>
+            </w:pPr>
+            <w:r>
+              <w:rPr>
+                <w:b w:val="0"/>
+                <w:i w:val="0"/>
+                <w:color w:val="666666"/>
+                <w:sz w:val="18"/>
+              </w:rPr>
+              <w:t>PASO 8 · PLANIFICACIÓN DEL ESTUDIO · 02:40</w:t>
+            </w:r>
+          </w:p>
+          <w:p>
+            <w:pPr>
+              <w:spacing w:before="0" w:after="20" w:line="360" w:lineRule="exact"/>
+            </w:pPr>
+            <w:r>
+              <w:rPr>
+                <w:b/>
+                <w:i w:val="0"/>
+                <w:color w:val="111111"/>
+                <w:sz w:val="30"/>
+              </w:rPr>
+              <w:t>Ajustar reconstrucciones en Multi View</w:t>
+            </w:r>
+          </w:p>
+          <w:p>
+            <w:pPr>
+              <w:spacing w:before="0" w:after="0" w:line="276" w:lineRule="exact"/>
+            </w:pPr>
+            <w:r>
+              <w:rPr>
+                <w:b w:val="0"/>
+                <w:i w:val="0"/>
+                <w:color w:val="222222"/>
+                <w:sz w:val="23"/>
+              </w:rPr>
+              <w:t>Se accede a la pestaña 'Multi View' para configurar de manera especifica el grosor y el intervalo de las reconstrucciones axiales, coronales o sagitales.</w:t>
+            </w:r>
+          </w:p>
+        </w:tc>
+      </w:tr>
+    </w:tbl>
+    <w:p>
+      <w:pPr>
+        <w:sectPr>
+          <w:pgSz w:w="16838" w:h="11906" w:orient="landscape"/>
+          <w:pgMar w:top="567" w:right="567" w:bottom="567" w:left="567" w:header="283" w:footer="283" w:gutter="0"/>
+          <w:cols w:space="720"/>
+          <w:docGrid w:linePitch="360"/>
+        </w:sectPr>
+      </w:pPr>
+    </w:p>
+    <w:p>
+      <w:pPr>
+        <w:pageBreakBefore w:val="0"/>
+        <w:pBdr>
+          <w:bottom w:val="single" w:sz="4" w:space="2" w:color="BBBBBB"/>
+        </w:pBdr>
+        <w:tabs>
+          <w:tab w:pos="15704" w:val="right"/>
+        </w:tabs>
+        <w:spacing w:before="0" w:after="80" w:line="192" w:lineRule="exact"/>
+      </w:pPr>
+      <w:r>
+        <w:rPr>
+          <w:b w:val="0"/>
+          <w:i w:val="0"/>
+          <w:color w:val="666666"/>
+          <w:sz w:val="16"/>
+        </w:rPr>
+        <w:t>Operación de Tomógrafo Computado Canon Aquilion</w:t>
+      </w:r>
+      <w:r>
+        <w:rPr>
+          <w:b w:val="0"/>
+          <w:i w:val="0"/>
+          <w:color w:val="666666"/>
+          <w:sz w:val="16"/>
+        </w:rPr>
+        <w:tab/>
+        <w:t>Paso 9 de 16</w:t>
+      </w:r>
+    </w:p>
+    <w:tbl>
+      <w:tblPr>
+        <w:tblW w:type="auto" w:w="0"/>
+        <w:jc w:val="center"/>
+        <w:tblLayout w:type="fixed"/>
+        <w:tblCellMar>
+          <w:top w:w="28" w:type="dxa"/>
+          <w:left w:w="85" w:type="dxa"/>
+          <w:bottom w:w="0" w:type="dxa"/>
+          <w:right w:w="85" w:type="dxa"/>
+        </w:tblCellMar>
+        <w:tblLook w:firstColumn="1" w:firstRow="1" w:lastColumn="0" w:lastRow="0" w:noHBand="0" w:noVBand="1" w:val="04A0"/>
+      </w:tblPr>
+      <w:tblGrid>
+        <w:gridCol w:w="15704"/>
+      </w:tblGrid>
+      <w:tr>
+        <w:trPr>
+          <w:trHeight w:val="10148" w:hRule="exact"/>
+        </w:trPr>
+        <w:tc>
+          <w:tcPr>
+            <w:tcW w:type="dxa" w:w="15704"/>
+            <w:vAlign w:val="top"/>
+          </w:tcPr>
+          <w:p>
+            <w:pPr>
+              <w:spacing w:before="0" w:after="40" w:line="240" w:lineRule="auto"/>
+              <w:jc w:val="left"/>
+              <w:rPr>
+                <w:sz w:val="4"/>
+              </w:rPr>
+            </w:pPr>
+            <w:r>
+              <w:rPr>
+                <w:sz w:val="4"/>
+              </w:rPr>
+              <w:drawing>
+                <wp:inline xmlns:a="http://schemas.openxmlformats.org/drawingml/2006/main" xmlns:pic="http://schemas.openxmlformats.org/drawingml/2006/picture">
+                  <wp:extent cx="9279111" cy="5219500"/>
+                  <wp:docPr id="9" name="Picture 9"/>
+                  <wp:cNvGraphicFramePr>
+                    <a:graphicFrameLocks noChangeAspect="1"/>
+                  </wp:cNvGraphicFramePr>
+                  <a:graphic>
+                    <a:graphicData uri="http://schemas.openxmlformats.org/drawingml/2006/picture">
+                      <pic:pic>
+                        <pic:nvPicPr>
+                          <pic:cNvPr id="0" name="09_03-03_anotada.jpg"/>
+                          <pic:cNvPicPr/>
+                        </pic:nvPicPr>
+                        <pic:blipFill>
+                          <a:blip r:embed="rId18"/>
+                          <a:stretch>
+                            <a:fillRect/>
+                          </a:stretch>
+                        </pic:blipFill>
+                        <pic:spPr>
+                          <a:xfrm>
+                            <a:off x="0" y="0"/>
+                            <a:ext cx="9279111" cy="5219500"/>
+                          </a:xfrm>
+                          <a:prstGeom prst="rect"/>
+                        </pic:spPr>
+                      </pic:pic>
+                    </a:graphicData>
+                  </a:graphic>
+                </wp:inline>
+              </w:drawing>
+            </w:r>
+          </w:p>
+          <w:p>
+            <w:pPr>
+              <w:spacing w:before="0" w:after="20" w:line="216" w:lineRule="exact"/>
+            </w:pPr>
+            <w:r>
+              <w:rPr>
+                <w:b w:val="0"/>
+                <w:i w:val="0"/>
+                <w:color w:val="666666"/>
+                <w:sz w:val="18"/>
+              </w:rPr>
+              <w:t>PASO 9 · PLANIFICACIÓN DEL ESTUDIO · 03:03</w:t>
+            </w:r>
+          </w:p>
+          <w:p>
+            <w:pPr>
+              <w:spacing w:before="0" w:after="20" w:line="360" w:lineRule="exact"/>
+            </w:pPr>
+            <w:r>
+              <w:rPr>
+                <w:b/>
+                <w:i w:val="0"/>
+                <w:color w:val="111111"/>
+                <w:sz w:val="30"/>
+              </w:rPr>
+              <w:t>Confirmar planificacion de la fase</w:t>
+            </w:r>
+          </w:p>
+          <w:p>
+            <w:pPr>
+              <w:spacing w:before="0" w:after="0" w:line="276" w:lineRule="exact"/>
+            </w:pPr>
+            <w:r>
+              <w:rPr>
+                <w:b w:val="0"/>
+                <w:i w:val="0"/>
+                <w:color w:val="222222"/>
+                <w:sz w:val="23"/>
+              </w:rPr>
+              <w:t>Se presiona el boton 'Confirm' ubicado en la esquina inferior derecha para validar y fijar la configuracion de la fase de estudio planificada.</w:t>
+            </w:r>
+          </w:p>
+        </w:tc>
+      </w:tr>
+    </w:tbl>
+    <w:p>
+      <w:pPr>
+        <w:sectPr>
+          <w:pgSz w:w="16838" w:h="11906" w:orient="landscape"/>
+          <w:pgMar w:top="567" w:right="567" w:bottom="567" w:left="567" w:header="283" w:footer="283" w:gutter="0"/>
+          <w:cols w:space="720"/>
+          <w:docGrid w:linePitch="360"/>
+        </w:sectPr>
+      </w:pPr>
+    </w:p>
+    <w:p>
+      <w:pPr>
+        <w:pageBreakBefore w:val="0"/>
+        <w:pBdr>
+          <w:bottom w:val="single" w:sz="4" w:space="2" w:color="BBBBBB"/>
+        </w:pBdr>
+        <w:tabs>
+          <w:tab w:pos="15704" w:val="right"/>
+        </w:tabs>
+        <w:spacing w:before="0" w:after="80" w:line="192" w:lineRule="exact"/>
+      </w:pPr>
+      <w:r>
+        <w:rPr>
+          <w:b w:val="0"/>
+          <w:i w:val="0"/>
+          <w:color w:val="666666"/>
+          <w:sz w:val="16"/>
+        </w:rPr>
+        <w:t>Operación de Tomógrafo Computado Canon Aquilion</w:t>
+      </w:r>
+      <w:r>
+        <w:rPr>
+          <w:b w:val="0"/>
+          <w:i w:val="0"/>
+          <w:color w:val="666666"/>
+          <w:sz w:val="16"/>
+        </w:rPr>
+        <w:tab/>
+        <w:t>Paso 10 de 16</w:t>
+      </w:r>
+    </w:p>
+    <w:tbl>
+      <w:tblPr>
+        <w:tblW w:type="auto" w:w="0"/>
+        <w:jc w:val="center"/>
+        <w:tblLayout w:type="fixed"/>
+        <w:tblCellMar>
+          <w:top w:w="28" w:type="dxa"/>
+          <w:left w:w="85" w:type="dxa"/>
+          <w:bottom w:w="0" w:type="dxa"/>
+          <w:right w:w="85" w:type="dxa"/>
+        </w:tblCellMar>
+        <w:tblLook w:firstColumn="1" w:firstRow="1" w:lastColumn="0" w:lastRow="0" w:noHBand="0" w:noVBand="1" w:val="04A0"/>
+      </w:tblPr>
+      <w:tblGrid>
+        <w:gridCol w:w="15704"/>
+      </w:tblGrid>
+      <w:tr>
+        <w:trPr>
+          <w:trHeight w:val="10148" w:hRule="exact"/>
+        </w:trPr>
+        <w:tc>
+          <w:tcPr>
+            <w:tcW w:type="dxa" w:w="15704"/>
+            <w:vAlign w:val="top"/>
+          </w:tcPr>
+          <w:p>
+            <w:pPr>
+              <w:spacing w:before="0" w:after="40" w:line="240" w:lineRule="auto"/>
+              <w:jc w:val="left"/>
+              <w:rPr>
+                <w:sz w:val="4"/>
+              </w:rPr>
+            </w:pPr>
+            <w:r>
+              <w:rPr>
+                <w:sz w:val="4"/>
+              </w:rPr>
+              <w:drawing>
+                <wp:inline xmlns:a="http://schemas.openxmlformats.org/drawingml/2006/main" xmlns:pic="http://schemas.openxmlformats.org/drawingml/2006/picture">
+                  <wp:extent cx="9279111" cy="5219500"/>
+                  <wp:docPr id="10" name="Picture 10"/>
+                  <wp:cNvGraphicFramePr>
+                    <a:graphicFrameLocks noChangeAspect="1"/>
+                  </wp:cNvGraphicFramePr>
+                  <a:graphic>
+                    <a:graphicData uri="http://schemas.openxmlformats.org/drawingml/2006/picture">
+                      <pic:pic>
+                        <pic:nvPicPr>
+                          <pic:cNvPr id="0" name="10_03-19_anotada.jpg"/>
+                          <pic:cNvPicPr/>
+                        </pic:nvPicPr>
+                        <pic:blipFill>
+                          <a:blip r:embed="rId19"/>
+                          <a:stretch>
+                            <a:fillRect/>
+                          </a:stretch>
+                        </pic:blipFill>
+                        <pic:spPr>
+                          <a:xfrm>
+                            <a:off x="0" y="0"/>
+                            <a:ext cx="9279111" cy="5219500"/>
+                          </a:xfrm>
+                          <a:prstGeom prst="rect"/>
+                        </pic:spPr>
+                      </pic:pic>
+                    </a:graphicData>
+                  </a:graphic>
+                </wp:inline>
+              </w:drawing>
+            </w:r>
+          </w:p>
+          <w:p>
+            <w:pPr>
+              <w:spacing w:before="0" w:after="20" w:line="216" w:lineRule="exact"/>
+            </w:pPr>
+            <w:r>
+              <w:rPr>
+                <w:b w:val="0"/>
+                <w:i w:val="0"/>
+                <w:color w:val="666666"/>
+                <w:sz w:val="18"/>
+              </w:rPr>
+              <w:t>PASO 10 · ADQUISICIÓN DE IMAGEN · 03:19</w:t>
+            </w:r>
+          </w:p>
+          <w:p>
+            <w:pPr>
+              <w:spacing w:before="0" w:after="20" w:line="360" w:lineRule="exact"/>
+            </w:pPr>
+            <w:r>
+              <w:rPr>
+                <w:b/>
+                <w:i w:val="0"/>
+                <w:color w:val="111111"/>
+                <w:sz w:val="30"/>
+              </w:rPr>
+              <w:t>Advertencia de limite de rango</w:t>
+            </w:r>
+          </w:p>
+          <w:p>
+            <w:pPr>
+              <w:spacing w:before="0" w:after="0" w:line="276" w:lineRule="exact"/>
+            </w:pPr>
+            <w:r>
+              <w:rPr>
+                <w:b w:val="0"/>
+                <w:i w:val="0"/>
+                <w:color w:val="222222"/>
+                <w:sz w:val="23"/>
+              </w:rPr>
+              <w:t>Aparece la advertencia 'Sure Exp. mA could not be calculated because the scan range exceeds the scanogram area', indicando que el rango de escaneo planificado supera los limites del escanograma.</w:t>
+            </w:r>
+          </w:p>
+        </w:tc>
+      </w:tr>
+    </w:tbl>
+    <w:p>
+      <w:pPr>
+        <w:sectPr>
+          <w:pgSz w:w="16838" w:h="11906" w:orient="landscape"/>
+          <w:pgMar w:top="567" w:right="567" w:bottom="567" w:left="567" w:header="283" w:footer="283" w:gutter="0"/>
+          <w:cols w:space="720"/>
+          <w:docGrid w:linePitch="360"/>
+        </w:sectPr>
+      </w:pPr>
+    </w:p>
+    <w:p>
+      <w:pPr>
+        <w:pageBreakBefore w:val="0"/>
+        <w:pBdr>
+          <w:bottom w:val="single" w:sz="4" w:space="2" w:color="BBBBBB"/>
+        </w:pBdr>
+        <w:tabs>
+          <w:tab w:pos="15704" w:val="right"/>
+        </w:tabs>
+        <w:spacing w:before="0" w:after="80" w:line="192" w:lineRule="exact"/>
+      </w:pPr>
+      <w:r>
+        <w:rPr>
+          <w:b w:val="0"/>
+          <w:i w:val="0"/>
+          <w:color w:val="666666"/>
+          <w:sz w:val="16"/>
+        </w:rPr>
+        <w:t>Operación de Tomógrafo Computado Canon Aquilion</w:t>
+      </w:r>
+      <w:r>
+        <w:rPr>
+          <w:b w:val="0"/>
+          <w:i w:val="0"/>
+          <w:color w:val="666666"/>
+          <w:sz w:val="16"/>
+        </w:rPr>
+        <w:tab/>
+        <w:t>Paso 11 de 16</w:t>
+      </w:r>
+    </w:p>
+    <w:tbl>
+      <w:tblPr>
+        <w:tblW w:type="auto" w:w="0"/>
+        <w:jc w:val="center"/>
+        <w:tblLayout w:type="fixed"/>
+        <w:tblCellMar>
+          <w:top w:w="28" w:type="dxa"/>
+          <w:left w:w="85" w:type="dxa"/>
+          <w:bottom w:w="0" w:type="dxa"/>
+          <w:right w:w="85" w:type="dxa"/>
+        </w:tblCellMar>
+        <w:tblLook w:firstColumn="1" w:firstRow="1" w:lastColumn="0" w:lastRow="0" w:noHBand="0" w:noVBand="1" w:val="04A0"/>
+      </w:tblPr>
+      <w:tblGrid>
+        <w:gridCol w:w="15704"/>
+      </w:tblGrid>
+      <w:tr>
+        <w:trPr>
+          <w:trHeight w:val="10148" w:hRule="exact"/>
+        </w:trPr>
+        <w:tc>
+          <w:tcPr>
+            <w:tcW w:type="dxa" w:w="15704"/>
+            <w:vAlign w:val="top"/>
+          </w:tcPr>
+          <w:p>
+            <w:pPr>
+              <w:spacing w:before="0" w:after="40" w:line="240" w:lineRule="auto"/>
+              <w:jc w:val="left"/>
+              <w:rPr>
+                <w:sz w:val="4"/>
+              </w:rPr>
+            </w:pPr>
+            <w:r>
+              <w:rPr>
+                <w:sz w:val="4"/>
+              </w:rPr>
+              <w:drawing>
+                <wp:inline xmlns:a="http://schemas.openxmlformats.org/drawingml/2006/main" xmlns:pic="http://schemas.openxmlformats.org/drawingml/2006/picture">
+                  <wp:extent cx="9279111" cy="5219500"/>
+                  <wp:docPr id="11" name="Picture 11"/>
+                  <wp:cNvGraphicFramePr>
+                    <a:graphicFrameLocks noChangeAspect="1"/>
+                  </wp:cNvGraphicFramePr>
+                  <a:graphic>
+                    <a:graphicData uri="http://schemas.openxmlformats.org/drawingml/2006/picture">
+                      <pic:pic>
+                        <pic:nvPicPr>
+                          <pic:cNvPr id="0" name="11_03-40_anotada.jpg"/>
+                          <pic:cNvPicPr/>
+                        </pic:nvPicPr>
+                        <pic:blipFill>
+                          <a:blip r:embed="rId20"/>
+                          <a:stretch>
+                            <a:fillRect/>
+                          </a:stretch>
+                        </pic:blipFill>
+                        <pic:spPr>
+                          <a:xfrm>
+                            <a:off x="0" y="0"/>
+                            <a:ext cx="9279111" cy="5219500"/>
+                          </a:xfrm>
+                          <a:prstGeom prst="rect"/>
+                        </pic:spPr>
+                      </pic:pic>
+                    </a:graphicData>
+                  </a:graphic>
+                </wp:inline>
+              </w:drawing>
+            </w:r>
+          </w:p>
+          <w:p>
+            <w:pPr>
+              <w:spacing w:before="0" w:after="20" w:line="216" w:lineRule="exact"/>
+            </w:pPr>
+            <w:r>
+              <w:rPr>
+                <w:b w:val="0"/>
+                <w:i w:val="0"/>
+                <w:color w:val="666666"/>
+                <w:sz w:val="18"/>
+              </w:rPr>
+              <w:t>PASO 11 · PLANIFICACIÓN DEL ESTUDIO · 03:40</w:t>
+            </w:r>
+          </w:p>
+          <w:p>
+            <w:pPr>
+              <w:spacing w:before="0" w:after="20" w:line="360" w:lineRule="exact"/>
+            </w:pPr>
+            <w:r>
+              <w:rPr>
+                <w:b/>
+                <w:i w:val="0"/>
+                <w:color w:val="111111"/>
+                <w:sz w:val="30"/>
+              </w:rPr>
+              <w:t>Reducir rango de escaneo</w:t>
+            </w:r>
+          </w:p>
+          <w:p>
+            <w:pPr>
+              <w:spacing w:before="0" w:after="0" w:line="276" w:lineRule="exact"/>
+            </w:pPr>
+            <w:r>
+              <w:rPr>
+                <w:b w:val="0"/>
+                <w:i w:val="0"/>
+                <w:color w:val="222222"/>
+                <w:sz w:val="23"/>
+              </w:rPr>
+              <w:t>Se regresa a la pantalla de planificacion para reajustar y acortar los limites de las cajas amarillas de escaneo sobre el escanograma de referencia.</w:t>
+            </w:r>
+          </w:p>
+        </w:tc>
+      </w:tr>
+    </w:tbl>
+    <w:p>
+      <w:pPr>
+        <w:sectPr>
+          <w:pgSz w:w="16838" w:h="11906" w:orient="landscape"/>
+          <w:pgMar w:top="567" w:right="567" w:bottom="567" w:left="567" w:header="283" w:footer="283" w:gutter="0"/>
+          <w:cols w:space="720"/>
+          <w:docGrid w:linePitch="360"/>
+        </w:sectPr>
+      </w:pPr>
+    </w:p>
+    <w:p>
+      <w:pPr>
+        <w:pageBreakBefore w:val="0"/>
+        <w:pBdr>
+          <w:bottom w:val="single" w:sz="4" w:space="2" w:color="BBBBBB"/>
+        </w:pBdr>
+        <w:tabs>
+          <w:tab w:pos="15704" w:val="right"/>
+        </w:tabs>
+        <w:spacing w:before="0" w:after="80" w:line="192" w:lineRule="exact"/>
+      </w:pPr>
+      <w:r>
+        <w:rPr>
+          <w:b w:val="0"/>
+          <w:i w:val="0"/>
+          <w:color w:val="666666"/>
+          <w:sz w:val="16"/>
+        </w:rPr>
+        <w:t>Operación de Tomógrafo Computado Canon Aquilion</w:t>
+      </w:r>
+      <w:r>
+        <w:rPr>
+          <w:b w:val="0"/>
+          <w:i w:val="0"/>
+          <w:color w:val="666666"/>
+          <w:sz w:val="16"/>
+        </w:rPr>
+        <w:tab/>
+        <w:t>Paso 12 de 16</w:t>
+      </w:r>
+    </w:p>
+    <w:tbl>
+      <w:tblPr>
+        <w:tblW w:type="auto" w:w="0"/>
+        <w:jc w:val="center"/>
+        <w:tblLayout w:type="fixed"/>
+        <w:tblCellMar>
+          <w:top w:w="28" w:type="dxa"/>
+          <w:left w:w="85" w:type="dxa"/>
+          <w:bottom w:w="0" w:type="dxa"/>
+          <w:right w:w="85" w:type="dxa"/>
+        </w:tblCellMar>
+        <w:tblLook w:firstColumn="1" w:firstRow="1" w:lastColumn="0" w:lastRow="0" w:noHBand="0" w:noVBand="1" w:val="04A0"/>
+      </w:tblPr>
+      <w:tblGrid>
+        <w:gridCol w:w="15704"/>
+      </w:tblGrid>
+      <w:tr>
+        <w:trPr>
+          <w:trHeight w:val="10148" w:hRule="exact"/>
+        </w:trPr>
+        <w:tc>
+          <w:tcPr>
+            <w:tcW w:type="dxa" w:w="15704"/>
+            <w:vAlign w:val="top"/>
+          </w:tcPr>
+          <w:p>
+            <w:pPr>
+              <w:spacing w:before="0" w:after="40" w:line="240" w:lineRule="auto"/>
+              <w:jc w:val="left"/>
+              <w:rPr>
+                <w:sz w:val="4"/>
+              </w:rPr>
+            </w:pPr>
+            <w:r>
+              <w:rPr>
+                <w:sz w:val="4"/>
+              </w:rPr>
+              <w:drawing>
+                <wp:inline xmlns:a="http://schemas.openxmlformats.org/drawingml/2006/main" xmlns:pic="http://schemas.openxmlformats.org/drawingml/2006/picture">
+                  <wp:extent cx="9279111" cy="5219500"/>
+                  <wp:docPr id="12" name="Picture 12"/>
+                  <wp:cNvGraphicFramePr>
+                    <a:graphicFrameLocks noChangeAspect="1"/>
+                  </wp:cNvGraphicFramePr>
+                  <a:graphic>
+                    <a:graphicData uri="http://schemas.openxmlformats.org/drawingml/2006/picture">
+                      <pic:pic>
+                        <pic:nvPicPr>
+                          <pic:cNvPr id="0" name="12_04-02_anotada.jpg"/>
+                          <pic:cNvPicPr/>
+                        </pic:nvPicPr>
+                        <pic:blipFill>
+                          <a:blip r:embed="rId21"/>
+                          <a:stretch>
+                            <a:fillRect/>
+                          </a:stretch>
+                        </pic:blipFill>
+                        <pic:spPr>
+                          <a:xfrm>
+                            <a:off x="0" y="0"/>
+                            <a:ext cx="9279111" cy="5219500"/>
+                          </a:xfrm>
+                          <a:prstGeom prst="rect"/>
+                        </pic:spPr>
+                      </pic:pic>
+                    </a:graphicData>
+                  </a:graphic>
+                </wp:inline>
+              </w:drawing>
+            </w:r>
+          </w:p>
+          <w:p>
+            <w:pPr>
+              <w:spacing w:before="0" w:after="20" w:line="216" w:lineRule="exact"/>
+            </w:pPr>
+            <w:r>
+              <w:rPr>
+                <w:b w:val="0"/>
+                <w:i w:val="0"/>
+                <w:color w:val="666666"/>
+                <w:sz w:val="18"/>
+              </w:rPr>
+              <w:t>PASO 12 · ADQUISICIÓN DE IMAGEN · 04:02</w:t>
+            </w:r>
+          </w:p>
+          <w:p>
+            <w:pPr>
+              <w:spacing w:before="0" w:after="20" w:line="360" w:lineRule="exact"/>
+            </w:pPr>
+            <w:r>
+              <w:rPr>
+                <w:b/>
+                <w:i w:val="0"/>
+                <w:color w:val="111111"/>
+                <w:sz w:val="30"/>
+              </w:rPr>
+              <w:t>Adquirir primera fase sin contraste</w:t>
+            </w:r>
+          </w:p>
+          <w:p>
+            <w:pPr>
+              <w:spacing w:before="0" w:after="0" w:line="276" w:lineRule="exact"/>
+            </w:pPr>
+            <w:r>
+              <w:rPr>
+                <w:b w:val="0"/>
+                <w:i w:val="0"/>
+                <w:color w:val="222222"/>
+                <w:sz w:val="23"/>
+              </w:rPr>
+              <w:t>Se realiza el escaneo de la primera fase sin medio de contraste ('SIN CE') y se verifica que las imagenes se reconstruyen en tiempo real en la pantalla superior.</w:t>
+            </w:r>
+          </w:p>
+        </w:tc>
+      </w:tr>
+    </w:tbl>
+    <w:p>
+      <w:pPr>
+        <w:sectPr>
+          <w:pgSz w:w="16838" w:h="11906" w:orient="landscape"/>
+          <w:pgMar w:top="567" w:right="567" w:bottom="567" w:left="567" w:header="283" w:footer="283" w:gutter="0"/>
+          <w:cols w:space="720"/>
+          <w:docGrid w:linePitch="360"/>
+        </w:sectPr>
+      </w:pPr>
+    </w:p>
+    <w:p>
+      <w:pPr>
+        <w:pageBreakBefore w:val="0"/>
+        <w:pBdr>
+          <w:bottom w:val="single" w:sz="4" w:space="2" w:color="BBBBBB"/>
+        </w:pBdr>
+        <w:tabs>
+          <w:tab w:pos="15704" w:val="right"/>
+        </w:tabs>
+        <w:spacing w:before="0" w:after="80" w:line="192" w:lineRule="exact"/>
+      </w:pPr>
+      <w:r>
+        <w:rPr>
+          <w:b w:val="0"/>
+          <w:i w:val="0"/>
+          <w:color w:val="666666"/>
+          <w:sz w:val="16"/>
+        </w:rPr>
+        <w:t>Operación de Tomógrafo Computado Canon Aquilion</w:t>
+      </w:r>
+      <w:r>
+        <w:rPr>
+          <w:b w:val="0"/>
+          <w:i w:val="0"/>
+          <w:color w:val="666666"/>
+          <w:sz w:val="16"/>
+        </w:rPr>
+        <w:tab/>
+        <w:t>Paso 13 de 16</w:t>
+      </w:r>
+    </w:p>
+    <w:tbl>
+      <w:tblPr>
+        <w:tblW w:type="auto" w:w="0"/>
+        <w:jc w:val="center"/>
+        <w:tblLayout w:type="fixed"/>
+        <w:tblCellMar>
+          <w:top w:w="28" w:type="dxa"/>
+          <w:left w:w="85" w:type="dxa"/>
+          <w:bottom w:w="0" w:type="dxa"/>
+          <w:right w:w="85" w:type="dxa"/>
+        </w:tblCellMar>
+        <w:tblLook w:firstColumn="1" w:firstRow="1" w:lastColumn="0" w:lastRow="0" w:noHBand="0" w:noVBand="1" w:val="04A0"/>
+      </w:tblPr>
+      <w:tblGrid>
+        <w:gridCol w:w="15704"/>
+      </w:tblGrid>
+      <w:tr>
+        <w:trPr>
+          <w:trHeight w:val="10148" w:hRule="exact"/>
+        </w:trPr>
+        <w:tc>
+          <w:tcPr>
+            <w:tcW w:type="dxa" w:w="15704"/>
+            <w:vAlign w:val="top"/>
+          </w:tcPr>
+          <w:p>
+            <w:pPr>
+              <w:spacing w:before="0" w:after="40" w:line="240" w:lineRule="auto"/>
+              <w:jc w:val="left"/>
+              <w:rPr>
+                <w:sz w:val="4"/>
+              </w:rPr>
+            </w:pPr>
+            <w:r>
+              <w:rPr>
+                <w:sz w:val="4"/>
+              </w:rPr>
+              <w:drawing>
+                <wp:inline xmlns:a="http://schemas.openxmlformats.org/drawingml/2006/main" xmlns:pic="http://schemas.openxmlformats.org/drawingml/2006/picture">
+                  <wp:extent cx="9279111" cy="5219500"/>
                   <wp:docPr id="13" name="Picture 13"/>
                   <wp:cNvGraphicFramePr>
                     <a:graphicFrameLocks noChangeAspect="1"/>
@@ -2614,7 +3204,7 @@
                         <pic:spPr>
                           <a:xfrm>
                             <a:off x="0" y="0"/>
-                            <a:ext cx="4141084" cy="2329360"/>
+                            <a:ext cx="9279111" cy="5219500"/>
                           </a:xfrm>
                           <a:prstGeom prst="rect"/>
                         </pic:spPr>
@@ -2627,50 +3217,113 @@
           </w:p>
           <w:p>
             <w:pPr>
-              <w:spacing w:before="0" w:after="20" w:line="180" w:lineRule="exact"/>
+              <w:spacing w:before="0" w:after="20" w:line="216" w:lineRule="exact"/>
             </w:pPr>
             <w:r>
               <w:rPr>
                 <w:b w:val="0"/>
                 <w:i w:val="0"/>
                 <w:color w:val="666666"/>
-                <w:sz w:val="15"/>
+                <w:sz w:val="18"/>
               </w:rPr>
               <w:t>PASO 13 · ADQUISICIÓN DE IMAGEN · 04:26</w:t>
             </w:r>
           </w:p>
           <w:p>
             <w:pPr>
-              <w:spacing w:before="0" w:after="20" w:line="252" w:lineRule="exact"/>
+              <w:spacing w:before="0" w:after="20" w:line="360" w:lineRule="exact"/>
             </w:pPr>
             <w:r>
               <w:rPr>
                 <w:b/>
                 <w:i w:val="0"/>
                 <w:color w:val="111111"/>
-                <w:sz w:val="21"/>
+                <w:sz w:val="30"/>
               </w:rPr>
               <w:t>Sincronizar escaneo e inyectora de contraste</w:t>
             </w:r>
           </w:p>
           <w:p>
             <w:pPr>
-              <w:spacing w:before="0" w:after="0" w:line="204" w:lineRule="exact"/>
+              <w:spacing w:before="0" w:after="0" w:line="276" w:lineRule="exact"/>
             </w:pPr>
             <w:r>
               <w:rPr>
                 <w:b w:val="0"/>
                 <w:i w:val="0"/>
                 <w:color w:val="222222"/>
-                <w:sz w:val="17"/>
+                <w:sz w:val="23"/>
               </w:rPr>
-              <w:t>Se inicia simultáneamente la adquisición de la fase arterial y la inyección del medio de contraste presionando ambos botones a la vez.</w:t>
+              <w:t>Se inicia simultaneamente la adquisicion de la fase arterial y la inyeccion del medio de contraste presionando ambos botones a la vez.</w:t>
             </w:r>
           </w:p>
         </w:tc>
+      </w:tr>
+    </w:tbl>
+    <w:p>
+      <w:pPr>
+        <w:sectPr>
+          <w:pgSz w:w="16838" w:h="11906" w:orient="landscape"/>
+          <w:pgMar w:top="567" w:right="567" w:bottom="567" w:left="567" w:header="283" w:footer="283" w:gutter="0"/>
+          <w:cols w:space="720"/>
+          <w:docGrid w:linePitch="360"/>
+        </w:sectPr>
+      </w:pPr>
+    </w:p>
+    <w:p>
+      <w:pPr>
+        <w:pageBreakBefore w:val="0"/>
+        <w:pBdr>
+          <w:bottom w:val="single" w:sz="4" w:space="2" w:color="BBBBBB"/>
+        </w:pBdr>
+        <w:tabs>
+          <w:tab w:pos="15704" w:val="right"/>
+        </w:tabs>
+        <w:spacing w:before="0" w:after="80" w:line="192" w:lineRule="exact"/>
+      </w:pPr>
+      <w:r>
+        <w:rPr>
+          <w:b w:val="0"/>
+          <w:i w:val="0"/>
+          <w:color w:val="666666"/>
+          <w:sz w:val="16"/>
+        </w:rPr>
+        <w:t>Operación de Tomógrafo Computado Canon Aquilion</w:t>
+      </w:r>
+      <w:r>
+        <w:rPr>
+          <w:b w:val="0"/>
+          <w:i w:val="0"/>
+          <w:color w:val="666666"/>
+          <w:sz w:val="16"/>
+        </w:rPr>
+        <w:tab/>
+        <w:t>Paso 14 de 16</w:t>
+      </w:r>
+    </w:p>
+    <w:tbl>
+      <w:tblPr>
+        <w:tblW w:type="auto" w:w="0"/>
+        <w:jc w:val="center"/>
+        <w:tblLayout w:type="fixed"/>
+        <w:tblCellMar>
+          <w:top w:w="28" w:type="dxa"/>
+          <w:left w:w="85" w:type="dxa"/>
+          <w:bottom w:w="0" w:type="dxa"/>
+          <w:right w:w="85" w:type="dxa"/>
+        </w:tblCellMar>
+        <w:tblLook w:firstColumn="1" w:firstRow="1" w:lastColumn="0" w:lastRow="0" w:noHBand="0" w:noVBand="1" w:val="04A0"/>
+      </w:tblPr>
+      <w:tblGrid>
+        <w:gridCol w:w="15704"/>
+      </w:tblGrid>
+      <w:tr>
+        <w:trPr>
+          <w:trHeight w:val="10148" w:hRule="exact"/>
+        </w:trPr>
         <w:tc>
           <w:tcPr>
-            <w:tcW w:type="dxa" w:w="7710"/>
+            <w:tcW w:type="dxa" w:w="15704"/>
             <w:vAlign w:val="top"/>
           </w:tcPr>
           <w:p>
@@ -2687,7 +3340,7 @@
               </w:rPr>
               <w:drawing>
                 <wp:inline xmlns:a="http://schemas.openxmlformats.org/drawingml/2006/main" xmlns:pic="http://schemas.openxmlformats.org/drawingml/2006/picture">
-                  <wp:extent cx="4141084" cy="2329360"/>
+                  <wp:extent cx="9279111" cy="5219500"/>
                   <wp:docPr id="14" name="Picture 14"/>
                   <wp:cNvGraphicFramePr>
                     <a:graphicFrameLocks noChangeAspect="1"/>
@@ -2708,7 +3361,7 @@
                         <pic:spPr>
                           <a:xfrm>
                             <a:off x="0" y="0"/>
-                            <a:ext cx="4141084" cy="2329360"/>
+                            <a:ext cx="9279111" cy="5219500"/>
                           </a:xfrm>
                           <a:prstGeom prst="rect"/>
                         </pic:spPr>
@@ -2721,55 +3374,113 @@
           </w:p>
           <w:p>
             <w:pPr>
-              <w:spacing w:before="0" w:after="20" w:line="180" w:lineRule="exact"/>
+              <w:spacing w:before="0" w:after="20" w:line="216" w:lineRule="exact"/>
             </w:pPr>
             <w:r>
               <w:rPr>
                 <w:b w:val="0"/>
                 <w:i w:val="0"/>
                 <w:color w:val="666666"/>
-                <w:sz w:val="15"/>
+                <w:sz w:val="18"/>
               </w:rPr>
               <w:t>PASO 14 · ADQUISICIÓN DE IMAGEN · 04:35</w:t>
             </w:r>
           </w:p>
           <w:p>
             <w:pPr>
-              <w:spacing w:before="0" w:after="20" w:line="252" w:lineRule="exact"/>
+              <w:spacing w:before="0" w:after="20" w:line="360" w:lineRule="exact"/>
             </w:pPr>
             <w:r>
               <w:rPr>
                 <w:b/>
                 <w:i w:val="0"/>
                 <w:color w:val="111111"/>
-                <w:sz w:val="21"/>
+                <w:sz w:val="30"/>
               </w:rPr>
               <w:t>Monitorear tiempo en el gantry</w:t>
             </w:r>
           </w:p>
           <w:p>
             <w:pPr>
-              <w:spacing w:before="0" w:after="0" w:line="204" w:lineRule="exact"/>
+              <w:spacing w:before="0" w:after="0" w:line="276" w:lineRule="exact"/>
             </w:pPr>
             <w:r>
               <w:rPr>
                 <w:b w:val="0"/>
                 <w:i w:val="0"/>
                 <w:color w:val="222222"/>
-                <w:sz w:val="17"/>
+                <w:sz w:val="23"/>
               </w:rPr>
-              <w:t>Se puede visualizar el temporizador de cuenta regresiva directamente en la pantalla integrada del gantry del tomógrafo Canon.</w:t>
+              <w:t>Se puede visualizar el temporizador de cuenta regresiva directamente en la pantalla integrada del gantry del tomografo Canon.</w:t>
             </w:r>
           </w:p>
         </w:tc>
       </w:tr>
+    </w:tbl>
+    <w:p>
+      <w:pPr>
+        <w:sectPr>
+          <w:pgSz w:w="16838" w:h="11906" w:orient="landscape"/>
+          <w:pgMar w:top="567" w:right="567" w:bottom="567" w:left="567" w:header="283" w:footer="283" w:gutter="0"/>
+          <w:cols w:space="720"/>
+          <w:docGrid w:linePitch="360"/>
+        </w:sectPr>
+      </w:pPr>
+    </w:p>
+    <w:p>
+      <w:pPr>
+        <w:pageBreakBefore w:val="0"/>
+        <w:pBdr>
+          <w:bottom w:val="single" w:sz="4" w:space="2" w:color="BBBBBB"/>
+        </w:pBdr>
+        <w:tabs>
+          <w:tab w:pos="15704" w:val="right"/>
+        </w:tabs>
+        <w:spacing w:before="0" w:after="80" w:line="192" w:lineRule="exact"/>
+      </w:pPr>
+      <w:r>
+        <w:rPr>
+          <w:b w:val="0"/>
+          <w:i w:val="0"/>
+          <w:color w:val="666666"/>
+          <w:sz w:val="16"/>
+        </w:rPr>
+        <w:t>Operación de Tomógrafo Computado Canon Aquilion</w:t>
+      </w:r>
+      <w:r>
+        <w:rPr>
+          <w:b w:val="0"/>
+          <w:i w:val="0"/>
+          <w:color w:val="666666"/>
+          <w:sz w:val="16"/>
+        </w:rPr>
+        <w:tab/>
+        <w:t>Paso 15 de 16</w:t>
+      </w:r>
+    </w:p>
+    <w:tbl>
+      <w:tblPr>
+        <w:tblW w:type="auto" w:w="0"/>
+        <w:jc w:val="center"/>
+        <w:tblLayout w:type="fixed"/>
+        <w:tblCellMar>
+          <w:top w:w="28" w:type="dxa"/>
+          <w:left w:w="85" w:type="dxa"/>
+          <w:bottom w:w="0" w:type="dxa"/>
+          <w:right w:w="85" w:type="dxa"/>
+        </w:tblCellMar>
+        <w:tblLook w:firstColumn="1" w:firstRow="1" w:lastColumn="0" w:lastRow="0" w:noHBand="0" w:noVBand="1" w:val="04A0"/>
+      </w:tblPr>
+      <w:tblGrid>
+        <w:gridCol w:w="15704"/>
+      </w:tblGrid>
       <w:tr>
         <w:trPr>
-          <w:trHeight w:val="4961" w:hRule="exact"/>
+          <w:trHeight w:val="10148" w:hRule="exact"/>
         </w:trPr>
         <w:tc>
           <w:tcPr>
-            <w:tcW w:type="dxa" w:w="7710"/>
+            <w:tcW w:type="dxa" w:w="15704"/>
             <w:vAlign w:val="top"/>
           </w:tcPr>
           <w:p>
@@ -2786,7 +3497,7 @@
               </w:rPr>
               <w:drawing>
                 <wp:inline xmlns:a="http://schemas.openxmlformats.org/drawingml/2006/main" xmlns:pic="http://schemas.openxmlformats.org/drawingml/2006/picture">
-                  <wp:extent cx="4141084" cy="2329360"/>
+                  <wp:extent cx="9279111" cy="5219500"/>
                   <wp:docPr id="15" name="Picture 15"/>
                   <wp:cNvGraphicFramePr>
                     <a:graphicFrameLocks noChangeAspect="1"/>
@@ -2807,7 +3518,7 @@
                         <pic:spPr>
                           <a:xfrm>
                             <a:off x="0" y="0"/>
-                            <a:ext cx="4141084" cy="2329360"/>
+                            <a:ext cx="9279111" cy="5219500"/>
                           </a:xfrm>
                           <a:prstGeom prst="rect"/>
                         </pic:spPr>
@@ -2820,50 +3531,113 @@
           </w:p>
           <w:p>
             <w:pPr>
-              <w:spacing w:before="0" w:after="20" w:line="180" w:lineRule="exact"/>
+              <w:spacing w:before="0" w:after="20" w:line="216" w:lineRule="exact"/>
             </w:pPr>
             <w:r>
               <w:rPr>
                 <w:b w:val="0"/>
                 <w:i w:val="0"/>
                 <w:color w:val="666666"/>
-                <w:sz w:val="15"/>
+                <w:sz w:val="18"/>
               </w:rPr>
               <w:t>PASO 15 · FINALIZACIÓN Y NUEVOS ESTUDIOS · 05:49</w:t>
             </w:r>
           </w:p>
           <w:p>
             <w:pPr>
-              <w:spacing w:before="0" w:after="20" w:line="252" w:lineRule="exact"/>
+              <w:spacing w:before="0" w:after="20" w:line="360" w:lineRule="exact"/>
             </w:pPr>
             <w:r>
               <w:rPr>
                 <w:b/>
                 <w:i w:val="0"/>
                 <w:color w:val="111111"/>
-                <w:sz w:val="21"/>
+                <w:sz w:val="30"/>
               </w:rPr>
               <w:t>Finalizar examen actual</w:t>
             </w:r>
           </w:p>
           <w:p>
             <w:pPr>
-              <w:spacing w:before="0" w:after="0" w:line="204" w:lineRule="exact"/>
+              <w:spacing w:before="0" w:after="0" w:line="276" w:lineRule="exact"/>
             </w:pPr>
             <w:r>
               <w:rPr>
                 <w:b w:val="0"/>
                 <w:i w:val="0"/>
                 <w:color w:val="222222"/>
-                <w:sz w:val="17"/>
+                <w:sz w:val="23"/>
               </w:rPr>
-              <w:t>Se hace clic sobre el botón 'Quit Exam' en la parte inferior de la pantalla para concluir definitivamente el protocolo del paciente.</w:t>
+              <w:t>Se hace clic sobre el boton 'Quit Exam' en la parte inferior de la pantalla para concluir definitivamente el protocolo del paciente.</w:t>
             </w:r>
           </w:p>
         </w:tc>
+      </w:tr>
+    </w:tbl>
+    <w:p>
+      <w:pPr>
+        <w:sectPr>
+          <w:pgSz w:w="16838" w:h="11906" w:orient="landscape"/>
+          <w:pgMar w:top="567" w:right="567" w:bottom="567" w:left="567" w:header="283" w:footer="283" w:gutter="0"/>
+          <w:cols w:space="720"/>
+          <w:docGrid w:linePitch="360"/>
+        </w:sectPr>
+      </w:pPr>
+    </w:p>
+    <w:p>
+      <w:pPr>
+        <w:pageBreakBefore w:val="0"/>
+        <w:pBdr>
+          <w:bottom w:val="single" w:sz="4" w:space="2" w:color="BBBBBB"/>
+        </w:pBdr>
+        <w:tabs>
+          <w:tab w:pos="15704" w:val="right"/>
+        </w:tabs>
+        <w:spacing w:before="0" w:after="80" w:line="192" w:lineRule="exact"/>
+      </w:pPr>
+      <w:r>
+        <w:rPr>
+          <w:b w:val="0"/>
+          <w:i w:val="0"/>
+          <w:color w:val="666666"/>
+          <w:sz w:val="16"/>
+        </w:rPr>
+        <w:t>Operación de Tomógrafo Computado Canon Aquilion</w:t>
+      </w:r>
+      <w:r>
+        <w:rPr>
+          <w:b w:val="0"/>
+          <w:i w:val="0"/>
+          <w:color w:val="666666"/>
+          <w:sz w:val="16"/>
+        </w:rPr>
+        <w:tab/>
+        <w:t>Paso 16 de 16</w:t>
+      </w:r>
+    </w:p>
+    <w:tbl>
+      <w:tblPr>
+        <w:tblW w:type="auto" w:w="0"/>
+        <w:jc w:val="center"/>
+        <w:tblLayout w:type="fixed"/>
+        <w:tblCellMar>
+          <w:top w:w="28" w:type="dxa"/>
+          <w:left w:w="85" w:type="dxa"/>
+          <w:bottom w:w="0" w:type="dxa"/>
+          <w:right w:w="85" w:type="dxa"/>
+        </w:tblCellMar>
+        <w:tblLook w:firstColumn="1" w:firstRow="1" w:lastColumn="0" w:lastRow="0" w:noHBand="0" w:noVBand="1" w:val="04A0"/>
+      </w:tblPr>
+      <w:tblGrid>
+        <w:gridCol w:w="15704"/>
+      </w:tblGrid>
+      <w:tr>
+        <w:trPr>
+          <w:trHeight w:val="10148" w:hRule="exact"/>
+        </w:trPr>
         <w:tc>
           <w:tcPr>
-            <w:tcW w:type="dxa" w:w="7710"/>
+            <w:tcW w:type="dxa" w:w="15704"/>
             <w:vAlign w:val="top"/>
           </w:tcPr>
           <w:p>
@@ -2880,7 +3654,7 @@
               </w:rPr>
               <w:drawing>
                 <wp:inline xmlns:a="http://schemas.openxmlformats.org/drawingml/2006/main" xmlns:pic="http://schemas.openxmlformats.org/drawingml/2006/picture">
-                  <wp:extent cx="4141084" cy="2329360"/>
+                  <wp:extent cx="9279111" cy="5219500"/>
                   <wp:docPr id="16" name="Picture 16"/>
                   <wp:cNvGraphicFramePr>
                     <a:graphicFrameLocks noChangeAspect="1"/>
@@ -2901,7 +3675,7 @@
                         <pic:spPr>
                           <a:xfrm>
                             <a:off x="0" y="0"/>
-                            <a:ext cx="4141084" cy="2329360"/>
+                            <a:ext cx="9279111" cy="5219500"/>
                           </a:xfrm>
                           <a:prstGeom prst="rect"/>
                         </pic:spPr>
@@ -2914,44 +3688,44 @@
           </w:p>
           <w:p>
             <w:pPr>
-              <w:spacing w:before="0" w:after="20" w:line="180" w:lineRule="exact"/>
+              <w:spacing w:before="0" w:after="20" w:line="216" w:lineRule="exact"/>
             </w:pPr>
             <w:r>
               <w:rPr>
                 <w:b w:val="0"/>
                 <w:i w:val="0"/>
                 <w:color w:val="666666"/>
-                <w:sz w:val="15"/>
+                <w:sz w:val="18"/>
               </w:rPr>
               <w:t>PASO 16 · FINALIZACIÓN Y NUEVOS ESTUDIOS · 06:04</w:t>
             </w:r>
           </w:p>
           <w:p>
             <w:pPr>
-              <w:spacing w:before="0" w:after="20" w:line="252" w:lineRule="exact"/>
+              <w:spacing w:before="0" w:after="20" w:line="360" w:lineRule="exact"/>
             </w:pPr>
             <w:r>
               <w:rPr>
                 <w:b/>
                 <w:i w:val="0"/>
                 <w:color w:val="111111"/>
-                <w:sz w:val="21"/>
+                <w:sz w:val="30"/>
               </w:rPr>
-              <w:t>Reutilizar escanograma para otro estudio</w:t>
+              <w:t>Reutilice el escanograma para otro estudio</w:t>
             </w:r>
           </w:p>
           <w:p>
             <w:pPr>
-              <w:spacing w:before="0" w:after="0" w:line="204" w:lineRule="exact"/>
+              <w:spacing w:before="0" w:after="0" w:line="276" w:lineRule="exact"/>
             </w:pPr>
             <w:r>
               <w:rPr>
                 <w:b w:val="0"/>
                 <w:i w:val="0"/>
                 <w:color w:val="222222"/>
-                <w:sz w:val="17"/>
+                <w:sz w:val="23"/>
               </w:rPr>
-              <w:t>Se explica que es posible reutilizar el mismo escanograma largo de un paciente para planificar un estudio adicional (ej. cerebro) sin volver a escanear. En la pantalla se visualizan los protocolos disponibles en el grupo RTP, como CEREBRO y CPN.</w:t>
+              <w:t>Es posible reutilizar el escanograma para planificar estudios adicionales sin volver a escanear. En la pantalla se muestran los protocolos disponibles bajo el grupo RTP, como CEREBRO, CPN, MAXILOFACIAL u OIDO.</w:t>
             </w:r>
           </w:p>
         </w:tc>
@@ -2959,12 +3733,22 @@
     </w:tbl>
     <w:p>
       <w:pPr>
-        <w:pageBreakBefore/>
+        <w:sectPr>
+          <w:pgSz w:w="16838" w:h="11906" w:orient="landscape"/>
+          <w:pgMar w:top="567" w:right="567" w:bottom="567" w:left="567" w:header="283" w:footer="283" w:gutter="0"/>
+          <w:cols w:space="720"/>
+          <w:docGrid w:linePitch="360"/>
+        </w:sectPr>
+      </w:pPr>
+    </w:p>
+    <w:p>
+      <w:pPr>
+        <w:pageBreakBefore w:val="0"/>
         <w:pBdr>
           <w:bottom w:val="single" w:sz="4" w:space="2" w:color="BBBBBB"/>
         </w:pBdr>
         <w:tabs>
-          <w:tab w:pos="15704" w:val="right"/>
+          <w:tab w:pos="10772" w:val="right"/>
         </w:tabs>
         <w:spacing w:before="0" w:after="80" w:line="192" w:lineRule="exact"/>
       </w:pPr>
@@ -3788,37 +4572,6 @@
     </w:p>
     <w:p>
       <w:pPr>
-        <w:pageBreakBefore/>
-        <w:pBdr>
-          <w:bottom w:val="single" w:sz="4" w:space="2" w:color="BBBBBB"/>
-        </w:pBdr>
-        <w:tabs>
-          <w:tab w:pos="15704" w:val="right"/>
-        </w:tabs>
-        <w:spacing w:before="0" w:after="80" w:line="192" w:lineRule="exact"/>
-      </w:pPr>
-      <w:r>
-        <w:rPr>
-          <w:b w:val="0"/>
-          <w:i w:val="0"/>
-          <w:color w:val="666666"/>
-          <w:sz w:val="16"/>
-        </w:rPr>
-        <w:t>Operación de Tomógrafo Computado Canon Aquilion</w:t>
-      </w:r>
-      <w:r>
-        <w:rPr>
-          <w:b w:val="0"/>
-          <w:i w:val="0"/>
-          <w:color w:val="666666"/>
-          <w:sz w:val="16"/>
-        </w:rPr>
-        <w:tab/>
-        <w:t>Transcripción (2 de 2)</w:t>
-      </w:r>
-    </w:p>
-    <w:p>
-      <w:pPr>
         <w:tabs>
           <w:tab w:pos="850" w:val="left"/>
         </w:tabs>
@@ -4123,6 +4876,37 @@
           <w:sz w:val="19"/>
         </w:rPr>
         <w:t>Y ahora lo que le falta para lanzar el venoso a los 70 segundos.</w:t>
+      </w:r>
+    </w:p>
+    <w:p>
+      <w:pPr>
+        <w:pageBreakBefore/>
+        <w:pBdr>
+          <w:bottom w:val="single" w:sz="4" w:space="2" w:color="BBBBBB"/>
+        </w:pBdr>
+        <w:tabs>
+          <w:tab w:pos="10772" w:val="right"/>
+        </w:tabs>
+        <w:spacing w:before="0" w:after="80" w:line="192" w:lineRule="exact"/>
+      </w:pPr>
+      <w:r>
+        <w:rPr>
+          <w:b w:val="0"/>
+          <w:i w:val="0"/>
+          <w:color w:val="666666"/>
+          <w:sz w:val="16"/>
+        </w:rPr>
+        <w:t>Operación de Tomógrafo Computado Canon Aquilion</w:t>
+      </w:r>
+      <w:r>
+        <w:rPr>
+          <w:b w:val="0"/>
+          <w:i w:val="0"/>
+          <w:color w:val="666666"/>
+          <w:sz w:val="16"/>
+        </w:rPr>
+        <w:tab/>
+        <w:t>Transcripción (2 de 2)</w:t>
       </w:r>
     </w:p>
     <w:p>
@@ -4558,11 +5342,9 @@
       </w:r>
     </w:p>
     <w:sectPr>
-      <w:footerReference w:type="default" r:id="rId9"/>
-      <w:pgSz w:w="16838" w:h="11906" w:orient="landscape"/>
+      <w:pgSz w:w="11906" w:h="16838"/>
       <w:pgMar w:top="567" w:right="567" w:bottom="567" w:left="567" w:header="283" w:footer="283" w:gutter="0"/>
       <w:cols w:space="720"/>
-      <w:titlePg/>
       <w:docGrid w:linePitch="360"/>
     </w:sectPr>
   </w:body>
